--- a/klagomål/A 50055-2025 FSC-klagomål.docx
+++ b/klagomål/A 50055-2025 FSC-klagomål.docx
@@ -1557,7 +1557,7 @@
     <w:r>
       <w:tab/>
       <w:tab/>
-      <w:t>2026-03-01</w:t>
+      <w:t>2026-03-02</w:t>
       <w:br/>
       <w:br/>
     </w:r>

--- a/klagomål/A 50055-2025 FSC-klagomål.docx
+++ b/klagomål/A 50055-2025 FSC-klagomål.docx
@@ -251,6 +251,17 @@
         <w:rPr>
           <w:b/>
         </w:rPr>
+        <w:t>Blekskaftad nållav (EN)</w:t>
+      </w:r>
+      <w:r>
+        <w:t xml:space="preserve"> är en starkt hotad art som i Mellansverige förekommer på gamla ädellövträd (ofta på tidigare hamlade träd), främst på gamla ekar, almar och lönnar i ganska öppna områden av parklandskapstyp. I Jämtland växer den på asp, alm, sälg och björk på i gamla lövbrännor, fuktig och luckig granskog med gamla lövträd och i sydbranter. Växer alltid på mycket gamla och grova träd. Samtliga lokaler har en hög luftfuktighet, lång trädkontinuitet och innehåller ofta flera andra rödlistade lavar. Samtliga lokaler måste skyddas. På lokalerna är det viktigt att träd tillåts bli så gamla att de kan utgöra substrat för blekskaftad nållav och att lövträdsandelen är hög. Blekskaftad nållav känns igen på de kortskaftade knappnålsliknande apothecierna med en vit pruina, att skaftet är ljust i nedre delen och att excipulum är flikat i översta delen (SLU Artdatabanken, 2025).</w:t>
+      </w:r>
+    </w:p>
+    <w:p>
+      <w:r>
+        <w:rPr>
+          <w:b/>
+        </w:rPr>
         <w:t>Garnlav (NT)</w:t>
       </w:r>
       <w:r>
@@ -269,7 +280,7 @@
         <w:rPr>
           <w:i/>
         </w:rPr>
-        <w:t xml:space="preserve"> 9070 Trädklädd betesmark </w:t>
+        <w:t xml:space="preserve"> 9070 Trädklädd betesmark</w:t>
       </w:r>
       <w:r>
         <w:t xml:space="preserve"> (SLU Artdatabanken, 2024).</w:t>
@@ -1557,7 +1568,7 @@
     <w:r>
       <w:tab/>
       <w:tab/>
-      <w:t>2026-03-02</w:t>
+      <w:t>2026-03-03</w:t>
       <w:br/>
       <w:br/>
     </w:r>

--- a/klagomål/A 50055-2025 FSC-klagomål.docx
+++ b/klagomål/A 50055-2025 FSC-klagomål.docx
@@ -1568,7 +1568,7 @@
     <w:r>
       <w:tab/>
       <w:tab/>
-      <w:t>2026-03-03</w:t>
+      <w:t>2026-03-04</w:t>
       <w:br/>
       <w:br/>
     </w:r>

--- a/klagomål/A 50055-2025 FSC-klagomål.docx
+++ b/klagomål/A 50055-2025 FSC-klagomål.docx
@@ -1568,7 +1568,7 @@
     <w:r>
       <w:tab/>
       <w:tab/>
-      <w:t>2026-03-04</w:t>
+      <w:t>2026-03-05</w:t>
       <w:br/>
       <w:br/>
     </w:r>

--- a/klagomål/A 50055-2025 FSC-klagomål.docx
+++ b/klagomål/A 50055-2025 FSC-klagomål.docx
@@ -1568,7 +1568,7 @@
     <w:r>
       <w:tab/>
       <w:tab/>
-      <w:t>2026-03-05</w:t>
+      <w:t>2026-03-06</w:t>
       <w:br/>
       <w:br/>
     </w:r>

--- a/klagomål/A 50055-2025 FSC-klagomål.docx
+++ b/klagomål/A 50055-2025 FSC-klagomål.docx
@@ -1568,7 +1568,7 @@
     <w:r>
       <w:tab/>
       <w:tab/>
-      <w:t>2026-03-06</w:t>
+      <w:t>2026-03-07</w:t>
       <w:br/>
       <w:br/>
     </w:r>

--- a/klagomål/A 50055-2025 FSC-klagomål.docx
+++ b/klagomål/A 50055-2025 FSC-klagomål.docx
@@ -1568,7 +1568,7 @@
     <w:r>
       <w:tab/>
       <w:tab/>
-      <w:t>2026-03-07</w:t>
+      <w:t>2026-03-08</w:t>
       <w:br/>
       <w:br/>
     </w:r>

--- a/klagomål/A 50055-2025 FSC-klagomål.docx
+++ b/klagomål/A 50055-2025 FSC-klagomål.docx
@@ -1568,7 +1568,7 @@
     <w:r>
       <w:tab/>
       <w:tab/>
-      <w:t>2026-03-08</w:t>
+      <w:t>2026-03-09</w:t>
       <w:br/>
       <w:br/>
     </w:r>

--- a/klagomål/A 50055-2025 FSC-klagomål.docx
+++ b/klagomål/A 50055-2025 FSC-klagomål.docx
@@ -1568,7 +1568,7 @@
     <w:r>
       <w:tab/>
       <w:tab/>
-      <w:t>2026-03-09</w:t>
+      <w:t>2026-03-10</w:t>
       <w:br/>
       <w:br/>
     </w:r>

--- a/klagomål/A 50055-2025 FSC-klagomål.docx
+++ b/klagomål/A 50055-2025 FSC-klagomål.docx
@@ -1568,7 +1568,7 @@
     <w:r>
       <w:tab/>
       <w:tab/>
-      <w:t>2026-03-10</w:t>
+      <w:t>2026-03-11</w:t>
       <w:br/>
       <w:br/>
     </w:r>

--- a/klagomål/A 50055-2025 FSC-klagomål.docx
+++ b/klagomål/A 50055-2025 FSC-klagomål.docx
@@ -1568,7 +1568,7 @@
     <w:r>
       <w:tab/>
       <w:tab/>
-      <w:t>2026-03-11</w:t>
+      <w:t>2026-03-12</w:t>
       <w:br/>
       <w:br/>
     </w:r>

--- a/klagomål/A 50055-2025 FSC-klagomål.docx
+++ b/klagomål/A 50055-2025 FSC-klagomål.docx
@@ -1568,7 +1568,7 @@
     <w:r>
       <w:tab/>
       <w:tab/>
-      <w:t>2026-03-12</w:t>
+      <w:t>2026-03-13</w:t>
       <w:br/>
       <w:br/>
     </w:r>

--- a/klagomål/A 50055-2025 FSC-klagomål.docx
+++ b/klagomål/A 50055-2025 FSC-klagomål.docx
@@ -1568,7 +1568,7 @@
     <w:r>
       <w:tab/>
       <w:tab/>
-      <w:t>2026-03-13</w:t>
+      <w:t>2026-03-16</w:t>
       <w:br/>
       <w:br/>
     </w:r>

--- a/klagomål/A 50055-2025 FSC-klagomål.docx
+++ b/klagomål/A 50055-2025 FSC-klagomål.docx
@@ -1568,7 +1568,7 @@
     <w:r>
       <w:tab/>
       <w:tab/>
-      <w:t>2026-03-16</w:t>
+      <w:t>2026-03-17</w:t>
       <w:br/>
       <w:br/>
     </w:r>

--- a/klagomål/A 50055-2025 FSC-klagomål.docx
+++ b/klagomål/A 50055-2025 FSC-klagomål.docx
@@ -1568,7 +1568,7 @@
     <w:r>
       <w:tab/>
       <w:tab/>
-      <w:t>2026-03-17</w:t>
+      <w:t>2026-03-18</w:t>
       <w:br/>
       <w:br/>
     </w:r>

--- a/klagomål/A 50055-2025 FSC-klagomål.docx
+++ b/klagomål/A 50055-2025 FSC-klagomål.docx
@@ -1568,7 +1568,7 @@
     <w:r>
       <w:tab/>
       <w:tab/>
-      <w:t>2026-03-18</w:t>
+      <w:t>2026-03-19</w:t>
       <w:br/>
       <w:br/>
     </w:r>

--- a/klagomål/A 50055-2025 FSC-klagomål.docx
+++ b/klagomål/A 50055-2025 FSC-klagomål.docx
@@ -1568,7 +1568,7 @@
     <w:r>
       <w:tab/>
       <w:tab/>
-      <w:t>2026-03-19</w:t>
+      <w:t>2026-03-20</w:t>
       <w:br/>
       <w:br/>
     </w:r>

--- a/klagomål/A 50055-2025 FSC-klagomål.docx
+++ b/klagomål/A 50055-2025 FSC-klagomål.docx
@@ -1568,7 +1568,7 @@
     <w:r>
       <w:tab/>
       <w:tab/>
-      <w:t>2026-03-20</w:t>
+      <w:t>2026-03-21</w:t>
       <w:br/>
       <w:br/>
     </w:r>

--- a/klagomål/A 50055-2025 FSC-klagomål.docx
+++ b/klagomål/A 50055-2025 FSC-klagomål.docx
@@ -1568,7 +1568,7 @@
     <w:r>
       <w:tab/>
       <w:tab/>
-      <w:t>2026-03-21</w:t>
+      <w:t>2026-03-22</w:t>
       <w:br/>
       <w:br/>
     </w:r>

--- a/klagomål/A 50055-2025 FSC-klagomål.docx
+++ b/klagomål/A 50055-2025 FSC-klagomål.docx
@@ -1568,7 +1568,7 @@
     <w:r>
       <w:tab/>
       <w:tab/>
-      <w:t>2026-03-22</w:t>
+      <w:t>2026-03-23</w:t>
       <w:br/>
       <w:br/>
     </w:r>

--- a/klagomål/A 50055-2025 FSC-klagomål.docx
+++ b/klagomål/A 50055-2025 FSC-klagomål.docx
@@ -1568,7 +1568,7 @@
     <w:r>
       <w:tab/>
       <w:tab/>
-      <w:t>2026-03-23</w:t>
+      <w:t>2026-03-24</w:t>
       <w:br/>
       <w:br/>
     </w:r>

--- a/klagomål/A 50055-2025 FSC-klagomål.docx
+++ b/klagomål/A 50055-2025 FSC-klagomål.docx
@@ -1568,7 +1568,7 @@
     <w:r>
       <w:tab/>
       <w:tab/>
-      <w:t>2026-03-24</w:t>
+      <w:t>2026-03-25</w:t>
       <w:br/>
       <w:br/>
     </w:r>

--- a/klagomål/A 50055-2025 FSC-klagomål.docx
+++ b/klagomål/A 50055-2025 FSC-klagomål.docx
@@ -1568,7 +1568,7 @@
     <w:r>
       <w:tab/>
       <w:tab/>
-      <w:t>2026-03-25</w:t>
+      <w:t>2026-03-26</w:t>
       <w:br/>
       <w:br/>
     </w:r>

--- a/klagomål/A 50055-2025 FSC-klagomål.docx
+++ b/klagomål/A 50055-2025 FSC-klagomål.docx
@@ -1568,7 +1568,7 @@
     <w:r>
       <w:tab/>
       <w:tab/>
-      <w:t>2026-03-26</w:t>
+      <w:t>2026-03-27</w:t>
       <w:br/>
       <w:br/>
     </w:r>

--- a/klagomål/A 50055-2025 FSC-klagomål.docx
+++ b/klagomål/A 50055-2025 FSC-klagomål.docx
@@ -1568,7 +1568,7 @@
     <w:r>
       <w:tab/>
       <w:tab/>
-      <w:t>2026-03-27</w:t>
+      <w:t>2026-03-28</w:t>
       <w:br/>
       <w:br/>
     </w:r>

--- a/klagomål/A 50055-2025 FSC-klagomål.docx
+++ b/klagomål/A 50055-2025 FSC-klagomål.docx
@@ -1568,7 +1568,7 @@
     <w:r>
       <w:tab/>
       <w:tab/>
-      <w:t>2026-03-28</w:t>
+      <w:t>2026-03-29</w:t>
       <w:br/>
       <w:br/>
     </w:r>

--- a/klagomål/A 50055-2025 FSC-klagomål.docx
+++ b/klagomål/A 50055-2025 FSC-klagomål.docx
@@ -1568,7 +1568,7 @@
     <w:r>
       <w:tab/>
       <w:tab/>
-      <w:t>2026-03-29</w:t>
+      <w:t>2026-03-30</w:t>
       <w:br/>
       <w:br/>
     </w:r>

--- a/klagomål/A 50055-2025 FSC-klagomål.docx
+++ b/klagomål/A 50055-2025 FSC-klagomål.docx
@@ -1568,7 +1568,7 @@
     <w:r>
       <w:tab/>
       <w:tab/>
-      <w:t>2026-03-30</w:t>
+      <w:t>2026-03-31</w:t>
       <w:br/>
       <w:br/>
     </w:r>

--- a/klagomål/A 50055-2025 FSC-klagomål.docx
+++ b/klagomål/A 50055-2025 FSC-klagomål.docx
@@ -1568,7 +1568,7 @@
     <w:r>
       <w:tab/>
       <w:tab/>
-      <w:t>2026-03-31</w:t>
+      <w:t>2026-04-01</w:t>
       <w:br/>
       <w:br/>
     </w:r>

--- a/klagomål/A 50055-2025 FSC-klagomål.docx
+++ b/klagomål/A 50055-2025 FSC-klagomål.docx
@@ -1568,7 +1568,7 @@
     <w:r>
       <w:tab/>
       <w:tab/>
-      <w:t>2026-04-01</w:t>
+      <w:t>2026-04-02</w:t>
       <w:br/>
       <w:br/>
     </w:r>

--- a/klagomål/A 50055-2025 FSC-klagomål.docx
+++ b/klagomål/A 50055-2025 FSC-klagomål.docx
@@ -1568,7 +1568,7 @@
     <w:r>
       <w:tab/>
       <w:tab/>
-      <w:t>2026-04-02</w:t>
+      <w:t>2026-04-03</w:t>
       <w:br/>
       <w:br/>
     </w:r>

--- a/klagomål/A 50055-2025 FSC-klagomål.docx
+++ b/klagomål/A 50055-2025 FSC-klagomål.docx
@@ -1568,7 +1568,7 @@
     <w:r>
       <w:tab/>
       <w:tab/>
-      <w:t>2026-04-03</w:t>
+      <w:t>2026-04-04</w:t>
       <w:br/>
       <w:br/>
     </w:r>

--- a/klagomål/A 50055-2025 FSC-klagomål.docx
+++ b/klagomål/A 50055-2025 FSC-klagomål.docx
@@ -1636,7 +1636,7 @@
     <w:r>
       <w:tab/>
       <w:tab/>
-      <w:t>2026-05-16</w:t>
+      <w:t>2026-05-17</w:t>
       <w:br/>
       <w:br/>
     </w:r>

--- a/klagomål/A 50055-2025 FSC-klagomål.docx
+++ b/klagomål/A 50055-2025 FSC-klagomål.docx
@@ -1636,7 +1636,7 @@
     <w:r>
       <w:tab/>
       <w:tab/>
-      <w:t>2026-05-17</w:t>
+      <w:t>2026-05-18</w:t>
       <w:br/>
       <w:br/>
     </w:r>

--- a/klagomål/A 50055-2025 FSC-klagomål.docx
+++ b/klagomål/A 50055-2025 FSC-klagomål.docx
@@ -1636,7 +1636,7 @@
     <w:r>
       <w:tab/>
       <w:tab/>
-      <w:t>2026-05-18</w:t>
+      <w:t>2026-05-19</w:t>
       <w:br/>
       <w:br/>
     </w:r>

--- a/klagomål/A 50055-2025 FSC-klagomål.docx
+++ b/klagomål/A 50055-2025 FSC-klagomål.docx
@@ -1636,7 +1636,7 @@
     <w:r>
       <w:tab/>
       <w:tab/>
-      <w:t>2026-05-19</w:t>
+      <w:t>2026-05-20</w:t>
       <w:br/>
       <w:br/>
     </w:r>

--- a/klagomål/A 50055-2025 FSC-klagomål.docx
+++ b/klagomål/A 50055-2025 FSC-klagomål.docx
@@ -1636,7 +1636,7 @@
     <w:r>
       <w:tab/>
       <w:tab/>
-      <w:t>2026-05-20</w:t>
+      <w:t>2026-05-21</w:t>
       <w:br/>
       <w:br/>
     </w:r>

--- a/klagomål/A 50055-2025 FSC-klagomål.docx
+++ b/klagomål/A 50055-2025 FSC-klagomål.docx
@@ -1636,7 +1636,7 @@
     <w:r>
       <w:tab/>
       <w:tab/>
-      <w:t>2026-05-21</w:t>
+      <w:t>2026-05-22</w:t>
       <w:br/>
       <w:br/>
     </w:r>

--- a/klagomål/A 50055-2025 FSC-klagomål.docx
+++ b/klagomål/A 50055-2025 FSC-klagomål.docx
@@ -1636,7 +1636,7 @@
     <w:r>
       <w:tab/>
       <w:tab/>
-      <w:t>2026-05-22</w:t>
+      <w:t>2026-05-23</w:t>
       <w:br/>
       <w:br/>
     </w:r>

--- a/klagomål/A 50055-2025 FSC-klagomål.docx
+++ b/klagomål/A 50055-2025 FSC-klagomål.docx
@@ -1636,7 +1636,7 @@
     <w:r>
       <w:tab/>
       <w:tab/>
-      <w:t>2026-05-23</w:t>
+      <w:t>2026-05-24</w:t>
       <w:br/>
       <w:br/>
     </w:r>

--- a/klagomål/A 50055-2025 FSC-klagomål.docx
+++ b/klagomål/A 50055-2025 FSC-klagomål.docx
@@ -1636,7 +1636,7 @@
     <w:r>
       <w:tab/>
       <w:tab/>
-      <w:t>2026-05-24</w:t>
+      <w:t>2026-05-25</w:t>
       <w:br/>
       <w:br/>
     </w:r>

--- a/klagomål/A 50055-2025 FSC-klagomål.docx
+++ b/klagomål/A 50055-2025 FSC-klagomål.docx
@@ -1636,7 +1636,7 @@
     <w:r>
       <w:tab/>
       <w:tab/>
-      <w:t>2026-05-25</w:t>
+      <w:t>2026-05-26</w:t>
       <w:br/>
       <w:br/>
     </w:r>

--- a/klagomål/A 50055-2025 FSC-klagomål.docx
+++ b/klagomål/A 50055-2025 FSC-klagomål.docx
@@ -1636,7 +1636,7 @@
     <w:r>
       <w:tab/>
       <w:tab/>
-      <w:t>2026-05-26</w:t>
+      <w:t>2026-05-27</w:t>
       <w:br/>
       <w:br/>
     </w:r>

--- a/klagomål/A 50055-2025 FSC-klagomål.docx
+++ b/klagomål/A 50055-2025 FSC-klagomål.docx
@@ -1636,7 +1636,7 @@
     <w:r>
       <w:tab/>
       <w:tab/>
-      <w:t>2026-05-27</w:t>
+      <w:t>2026-05-28</w:t>
       <w:br/>
       <w:br/>
     </w:r>

--- a/klagomål/A 50055-2025 FSC-klagomål.docx
+++ b/klagomål/A 50055-2025 FSC-klagomål.docx
@@ -1636,7 +1636,7 @@
     <w:r>
       <w:tab/>
       <w:tab/>
-      <w:t>2026-05-28</w:t>
+      <w:t>2026-05-29</w:t>
       <w:br/>
       <w:br/>
     </w:r>

--- a/klagomål/A 50055-2025 FSC-klagomål.docx
+++ b/klagomål/A 50055-2025 FSC-klagomål.docx
@@ -1636,7 +1636,7 @@
     <w:r>
       <w:tab/>
       <w:tab/>
-      <w:t>2026-05-29</w:t>
+      <w:t>2026-05-30</w:t>
       <w:br/>
       <w:br/>
     </w:r>

--- a/klagomål/A 50055-2025 FSC-klagomål.docx
+++ b/klagomål/A 50055-2025 FSC-klagomål.docx
@@ -1636,7 +1636,7 @@
     <w:r>
       <w:tab/>
       <w:tab/>
-      <w:t>2026-05-30</w:t>
+      <w:t>2026-05-31</w:t>
       <w:br/>
       <w:br/>
     </w:r>

--- a/klagomål/A 50055-2025 FSC-klagomål.docx
+++ b/klagomål/A 50055-2025 FSC-klagomål.docx
@@ -1636,7 +1636,7 @@
     <w:r>
       <w:tab/>
       <w:tab/>
-      <w:t>2026-05-31</w:t>
+      <w:t>2026-06-01</w:t>
       <w:br/>
       <w:br/>
     </w:r>

--- a/klagomål/A 50055-2025 FSC-klagomål.docx
+++ b/klagomål/A 50055-2025 FSC-klagomål.docx
@@ -1636,7 +1636,7 @@
     <w:r>
       <w:tab/>
       <w:tab/>
-      <w:t>2026-06-01</w:t>
+      <w:t>2026-06-02</w:t>
       <w:br/>
       <w:br/>
     </w:r>

--- a/klagomål/A 50055-2025 FSC-klagomål.docx
+++ b/klagomål/A 50055-2025 FSC-klagomål.docx
@@ -1636,7 +1636,7 @@
     <w:r>
       <w:tab/>
       <w:tab/>
-      <w:t>2026-06-02</w:t>
+      <w:t>2026-06-03</w:t>
       <w:br/>
       <w:br/>
     </w:r>

--- a/klagomål/A 50055-2025 FSC-klagomål.docx
+++ b/klagomål/A 50055-2025 FSC-klagomål.docx
@@ -1636,7 +1636,7 @@
     <w:r>
       <w:tab/>
       <w:tab/>
-      <w:t>2026-06-03</w:t>
+      <w:t>2026-06-04</w:t>
       <w:br/>
       <w:br/>
     </w:r>

--- a/klagomål/A 50055-2025 FSC-klagomål.docx
+++ b/klagomål/A 50055-2025 FSC-klagomål.docx
@@ -1636,7 +1636,7 @@
     <w:r>
       <w:tab/>
       <w:tab/>
-      <w:t>2026-06-04</w:t>
+      <w:t>2026-06-05</w:t>
       <w:br/>
       <w:br/>
     </w:r>

--- a/klagomål/A 50055-2025 FSC-klagomål.docx
+++ b/klagomål/A 50055-2025 FSC-klagomål.docx
@@ -1636,7 +1636,7 @@
     <w:r>
       <w:tab/>
       <w:tab/>
-      <w:t>2026-06-05</w:t>
+      <w:t>2026-06-06</w:t>
       <w:br/>
       <w:br/>
     </w:r>

--- a/klagomål/A 50055-2025 FSC-klagomål.docx
+++ b/klagomål/A 50055-2025 FSC-klagomål.docx
@@ -1636,7 +1636,7 @@
     <w:r>
       <w:tab/>
       <w:tab/>
-      <w:t>2026-06-06</w:t>
+      <w:t>2026-06-07</w:t>
       <w:br/>
       <w:br/>
     </w:r>

--- a/klagomål/A 50055-2025 FSC-klagomål.docx
+++ b/klagomål/A 50055-2025 FSC-klagomål.docx
@@ -1636,7 +1636,7 @@
     <w:r>
       <w:tab/>
       <w:tab/>
-      <w:t>2026-06-07</w:t>
+      <w:t>2026-06-08</w:t>
       <w:br/>
       <w:br/>
     </w:r>

--- a/klagomål/A 50055-2025 FSC-klagomål.docx
+++ b/klagomål/A 50055-2025 FSC-klagomål.docx
@@ -1636,7 +1636,7 @@
     <w:r>
       <w:tab/>
       <w:tab/>
-      <w:t>2026-06-08</w:t>
+      <w:t>2026-06-09</w:t>
       <w:br/>
       <w:br/>
     </w:r>

--- a/klagomål/A 50055-2025 FSC-klagomål.docx
+++ b/klagomål/A 50055-2025 FSC-klagomål.docx
@@ -1636,7 +1636,7 @@
     <w:r>
       <w:tab/>
       <w:tab/>
-      <w:t>2026-06-09</w:t>
+      <w:t>2026-06-10</w:t>
       <w:br/>
       <w:br/>
     </w:r>

--- a/klagomål/A 50055-2025 FSC-klagomål.docx
+++ b/klagomål/A 50055-2025 FSC-klagomål.docx
@@ -1636,7 +1636,7 @@
     <w:r>
       <w:tab/>
       <w:tab/>
-      <w:t>2026-06-10</w:t>
+      <w:t>2026-06-11</w:t>
       <w:br/>
       <w:br/>
     </w:r>

--- a/klagomål/A 50055-2025 FSC-klagomål.docx
+++ b/klagomål/A 50055-2025 FSC-klagomål.docx
@@ -1636,7 +1636,7 @@
     <w:r>
       <w:tab/>
       <w:tab/>
-      <w:t>2026-06-11</w:t>
+      <w:t>2026-06-12</w:t>
       <w:br/>
       <w:br/>
     </w:r>

--- a/klagomål/A 50055-2025 FSC-klagomål.docx
+++ b/klagomål/A 50055-2025 FSC-klagomål.docx
@@ -1636,7 +1636,7 @@
     <w:r>
       <w:tab/>
       <w:tab/>
-      <w:t>2026-06-12</w:t>
+      <w:t>2026-06-13</w:t>
       <w:br/>
       <w:br/>
     </w:r>

--- a/klagomål/A 50055-2025 FSC-klagomål.docx
+++ b/klagomål/A 50055-2025 FSC-klagomål.docx
@@ -1636,7 +1636,7 @@
     <w:r>
       <w:tab/>
       <w:tab/>
-      <w:t>2026-06-15</w:t>
+      <w:t>2026-06-16</w:t>
       <w:br/>
       <w:br/>
     </w:r>

--- a/klagomål/A 50055-2025 FSC-klagomål.docx
+++ b/klagomål/A 50055-2025 FSC-klagomål.docx
@@ -1636,7 +1636,7 @@
     <w:r>
       <w:tab/>
       <w:tab/>
-      <w:t>2026-06-16</w:t>
+      <w:t>2026-06-17</w:t>
       <w:br/>
       <w:br/>
     </w:r>

--- a/klagomål/A 50055-2025 FSC-klagomål.docx
+++ b/klagomål/A 50055-2025 FSC-klagomål.docx
@@ -1,6 +1,6 @@
 
 <file path=word/document.xml><?xml version="1.0" encoding="utf-8"?>
-<w:document xmlns:wpc="http://schemas.microsoft.com/office/word/2010/wordprocessingCanvas" xmlns:cx="http://schemas.microsoft.com/office/drawing/2014/chartex" xmlns:cx1="http://schemas.microsoft.com/office/drawing/2015/9/8/chartex" xmlns:cx2="http://schemas.microsoft.com/office/drawing/2015/10/21/chartex" xmlns:cx3="http://schemas.microsoft.com/office/drawing/2016/5/9/chartex" xmlns:cx4="http://schemas.microsoft.com/office/drawing/2016/5/10/chartex" xmlns:cx5="http://schemas.microsoft.com/office/drawing/2016/5/11/chartex" xmlns:cx6="http://schemas.microsoft.com/office/drawing/2016/5/12/chartex" xmlns:cx7="http://schemas.microsoft.com/office/drawing/2016/5/13/chartex" xmlns:cx8="http://schemas.microsoft.com/office/drawing/2016/5/14/chartex" xmlns:mc="http://schemas.openxmlformats.org/markup-compatibility/2006" xmlns:aink="http://schemas.microsoft.com/office/drawing/2016/ink" xmlns:am3d="http://schemas.microsoft.com/office/drawing/2017/model3d" xmlns:o="urn:schemas-microsoft-com:office:office" xmlns:oel="http://schemas.microsoft.com/office/2019/extlst" xmlns:r="http://schemas.openxmlformats.org/officeDocument/2006/relationships" xmlns:m="http://schemas.openxmlformats.org/officeDocument/2006/math" xmlns:v="urn:schemas-microsoft-com:vml" xmlns:wp14="http://schemas.microsoft.com/office/word/2010/wordprocessingDrawing" xmlns:wp="http://schemas.openxmlformats.org/drawingml/2006/wordprocessingDrawing" xmlns:w10="urn:schemas-microsoft-com:office:word" xmlns:w="http://schemas.openxmlformats.org/wordprocessingml/2006/main" xmlns:w14="http://schemas.microsoft.com/office/word/2010/wordml" xmlns:w15="http://schemas.microsoft.com/office/word/2012/wordml" xmlns:w16cex="http://schemas.microsoft.com/office/word/2018/wordml/cex" xmlns:w16cid="http://schemas.microsoft.com/office/word/2016/wordml/cid" xmlns:w16="http://schemas.microsoft.com/office/word/2018/wordml" xmlns:w16sdtdh="http://schemas.microsoft.com/office/word/2020/wordml/sdtdatahash" xmlns:w16se="http://schemas.microsoft.com/office/word/2015/wordml/symex" xmlns:wpg="http://schemas.microsoft.com/office/word/2010/wordprocessingGroup" xmlns:wpi="http://schemas.microsoft.com/office/word/2010/wordprocessingInk" xmlns:wne="http://schemas.microsoft.com/office/word/2006/wordml" xmlns:wps="http://schemas.microsoft.com/office/word/2010/wordprocessingShape" mc:Ignorable="w14 w15 w16se w16cid w16 w16cex w16sdtdh wp14">
+<w:document xmlns:wpc="http://schemas.microsoft.com/office/word/2010/wordprocessingCanvas" xmlns:cx="http://schemas.microsoft.com/office/drawing/2014/chartex" xmlns:cx1="http://schemas.microsoft.com/office/drawing/2015/9/8/chartex" xmlns:cx2="http://schemas.microsoft.com/office/drawing/2015/10/21/chartex" xmlns:cx3="http://schemas.microsoft.com/office/drawing/2016/5/9/chartex" xmlns:cx4="http://schemas.microsoft.com/office/drawing/2016/5/10/chartex" xmlns:cx5="http://schemas.microsoft.com/office/drawing/2016/5/11/chartex" xmlns:cx6="http://schemas.microsoft.com/office/drawing/2016/5/12/chartex" xmlns:cx7="http://schemas.microsoft.com/office/drawing/2016/5/13/chartex" xmlns:cx8="http://schemas.microsoft.com/office/drawing/2016/5/14/chartex" xmlns:mc="http://schemas.openxmlformats.org/markup-compatibility/2006" xmlns:aink="http://schemas.microsoft.com/office/drawing/2016/ink" xmlns:am3d="http://schemas.microsoft.com/office/drawing/2017/model3d" xmlns:o="urn:schemas-microsoft-com:office:office" xmlns:oel="http://schemas.microsoft.com/office/2019/extlst" xmlns:r="http://schemas.openxmlformats.org/officeDocument/2006/relationships" xmlns:m="http://schemas.openxmlformats.org/officeDocument/2006/math" xmlns:v="urn:schemas-microsoft-com:vml" xmlns:wp14="http://schemas.microsoft.com/office/word/2010/wordprocessingDrawing" xmlns:wp="http://schemas.openxmlformats.org/drawingml/2006/wordprocessingDrawing" xmlns:w10="urn:schemas-microsoft-com:office:word" xmlns:w="http://schemas.openxmlformats.org/wordprocessingml/2006/main" xmlns:w14="http://schemas.microsoft.com/office/word/2010/wordml" xmlns:w15="http://schemas.microsoft.com/office/word/2012/wordml" xmlns:w16cex="http://schemas.microsoft.com/office/word/2018/wordml/cex" xmlns:w16cid="http://schemas.microsoft.com/office/word/2016/wordml/cid" xmlns:w16="http://schemas.microsoft.com/office/word/2018/wordml" xmlns:w16du="http://schemas.microsoft.com/office/word/2023/wordml/word16du" xmlns:w16sdtdh="http://schemas.microsoft.com/office/word/2020/wordml/sdtdatahash" xmlns:w16sdtfl="http://schemas.microsoft.com/office/word/2024/wordml/sdtformatlock" xmlns:w16se="http://schemas.microsoft.com/office/word/2015/wordml/symex" xmlns:wpg="http://schemas.microsoft.com/office/word/2010/wordprocessingGroup" xmlns:wpi="http://schemas.microsoft.com/office/word/2010/wordprocessingInk" xmlns:wne="http://schemas.microsoft.com/office/word/2006/wordml" xmlns:wps="http://schemas.microsoft.com/office/word/2010/wordprocessingShape" mc:Ignorable="w14 w15 w16se w16cid w16 w16cex w16sdtdh w16sdtfl w16du wp14">
   <w:body>
     <w:p>
       <w:r>
@@ -168,7 +168,7 @@
     </w:p>
     <w:p>
       <w:r>
-        <w:t>Detta dokument behandlar höga naturvärden i avverkningsanmälan A 50055-2025 i Ragunda kommun. Denna avverkningsanmälan inkom 2025-10-13 10:23:20 och omfattar 17,6 ha.</w:t>
+        <w:t>Detta dokument behandlar höga naturvärden i avverkningsanmälan A 50055-2025 i Ragunda kommun som inkom 2025-10-13 och omfattar 17,6 ha.</w:t>
       </w:r>
     </w:p>
     <w:p>
@@ -191,12 +191,15 @@
     </w:p>
     <w:p>
       <w:r>
-        <w:t>I avverkningsanmälan har följande 20 naturvårdsarter hittats: blekskaftad nållav (EN), smalskaftslav (VU), garnlav (NT), granticka (NT), liten svartspik (NT), lunglav (NT), nordlig nållav (NT), rosa skärelav (NT), skrovellav (NT), stiftgelélav (NT), tretåig hackspett (NT, §4), ullticka (NT), vitgrynig nållav (NT), korallblylav (S), luddlav (S), rostfläck (S), skinnlav (S), stuplav (S), trådticka (S) och sparvuggla (§4). Av dessa är 13 rödlistade. För rödlistade arter har rödlistekategorin angivits inom parentes. Arter som är signalarter enligt Skogsstyrelsen har markerats med (S). För fridlysta arter anges även paragrafen i Artskyddsförordningen som arten är fridlyst enligt.</w:t>
+        <w:t>I avverkningsanmälan har följande 19 naturvårdsarter hittats: blekskaftad nållav (EN), garnlav (VU, T), smalskaftslav (VU), liten svartspik (NT), lunglav (NT, T), nordlig nållav (NT), rosa skärelav (NT, T), skrovellav (NT, T), sparvuggla (NT, §4), stiftgelélav (NT, T), tretåig hackspett (NT, T, §4), ullticka (NT, T), vitgrynig nållav (NT), korallblylav (S, T), luddlav (S, T), rostfläck (S, T), skinnlav (S, T), stuplav (S, T) och trådticka (S, T). Av dessa är 13 rödlistade. För rödlistade arter har rödlistekategorin angivits inom parentes. Arter som är signalarter enligt Skogsstyrelsen har markerats med (S). Typiska arter inom Natura 2000 som är kopplade till skogsekosystem har markerats med (T). För fridlysta arter anges även paragrafen i Artskyddsförordningen som arten är fridlyst enligt.</w:t>
       </w:r>
     </w:p>
     <w:p>
       <w:r>
-        <w:t>De påträffade naturvårdsarterna är ett tydligt kvitto på att detta rör sig om en skog med höga naturvärden. I Figur 1 visas en karta över det avverkningsanmälda området, där samtliga fyndplatser för naturvårdsarter som finns registrerade på Artportalen har markerats.</w:t>
+        <w:t>De påträffade naturvårdsarterna är ett tydligt kvitto på att det rör sig om en skog med höga naturvärden.</w:t>
+      </w:r>
+      <w:r>
+        <w:t xml:space="preserve"> I Figur 1 visas fyndplatser för naturvårdsarter i området, som finns registrerade på Artportalen.</w:t>
       </w:r>
     </w:p>
     <w:p>
@@ -206,7 +209,7 @@
       <w:r>
         <w:drawing>
           <wp:inline xmlns:a="http://schemas.openxmlformats.org/drawingml/2006/main" xmlns:pic="http://schemas.openxmlformats.org/drawingml/2006/picture">
-            <wp:extent cx="5486400" cy="5208175"/>
+            <wp:extent cx="5486400" cy="5017418"/>
             <wp:docPr id="1" name="Picture 1"/>
             <wp:cNvGraphicFramePr>
               <a:graphicFrameLocks noChangeAspect="1"/>
@@ -227,7 +230,7 @@
                   <pic:spPr>
                     <a:xfrm>
                       <a:off x="0" y="0"/>
-                      <a:ext cx="5486400" cy="5208175"/>
+                      <a:ext cx="5486400" cy="5017418"/>
                     </a:xfrm>
                     <a:prstGeom prst="rect"/>
                   </pic:spPr>
@@ -241,9 +244,90 @@
     <w:p>
       <w:pPr>
         <w:pStyle w:val="Caption"/>
+        <w:spacing w:after="240"/>
       </w:pPr>
       <w:r>
-        <w:t>Figur 1. Fyndplatser för naturvårdsarter i det avverkningsanmälda området (röd linje). Markörer utan svart kant är placerade på fyndplatsen. Markörer med svart kant är placerade vid sidan av fyndplatsen och har ett svart streck som visar fyndplatsens exakta position. Kartans mittpunktskoordinat är N 6999176, E 546291 i SWEREF 99 TM.</w:t>
+        <w:t>Figur 1. Fyndplatser för naturvårdsarter i avverkningsanmälan (röd linje). Markörer utan svart kant är placerade på fyndplatsen. Markörer med svart kant är placerade vid sidan av fyndplatsen och har ett svart streck som visar fyndplatsens exakta position. Kartans mittpunktskoordinat är N 6999176, E 546291 i SWEREF 99 TM.</w:t>
+      </w:r>
+    </w:p>
+    <w:p>
+      <w:pPr>
+        <w:pStyle w:val="Heading2"/>
+      </w:pPr>
+      <w:r>
+        <w:t>Fridlysta arter</w:t>
+      </w:r>
+    </w:p>
+    <w:p>
+      <w:r>
+        <w:t>Följande fridlysta arter har sina livsmiljöer och växtplatser i den avverkningsanmälda skogen: sparvuggla (NT, §4) och tretåig hackspett (NT, T, §4).</w:t>
+      </w:r>
+    </w:p>
+    <w:p>
+      <w:r>
+        <w:t xml:space="preserve">Observera att medlemsländerna är skyldiga att agera i enlighet med EU:s fågeldirektiv där det uttryckligen står att direktivet gäller för fåglar samt för deras ägg, bon och </w:t>
+      </w:r>
+      <w:r>
+        <w:rPr>
+          <w:b/>
+        </w:rPr>
+        <w:t xml:space="preserve">livsmiljöer </w:t>
+      </w:r>
+      <w:r>
+        <w:t>(artikel 1). Vidare att de åtgärder som vidtas inte får leda till en försämring av den nuvarande situationen beträffande bevarandet av de fågelarter som avses i artikel 1 (artikel 13). Fågeldirektivet är styrande för tillsynsansvariga myndigheters ärendehantering, ställningstaganden och beslutsfattande.</w:t>
+      </w:r>
+    </w:p>
+    <w:p>
+      <w:r>
+        <w:rPr>
+          <w:b/>
+        </w:rPr>
+        <w:t>Sparvuggla (NT, §4)</w:t>
+      </w:r>
+      <w:r>
+        <w:t xml:space="preserve"> är fridlyst enligt 4§ artskyddsförordningen och omfattas av bilaga 1 EU:s fågeldirektiv. Den har minskat med 15 (5–25) % under de senaste 15 åren och minskningstakten för den svenska populationen bedöms vara nära gränsvärdet för Sårbar (VU).  Sparvugglan häckar i naturskog samt i klassisk bondeskog och förekommer främst i större skogsområden som domineras av barrblandskog med stort inslag av asp, björk och andra lövträd. Den behöver relativt stora skogsområden och saknas helt i mindre skogar och isolerade dungar. Reviren är i storleksordningen upp till 200 hektar. Sparvugglan missgynnas av överföring av variationsrika bondeskogar till ensartade produktionsskogar. Särskilt avverkning av lövträdsrika kantzoner och igenplantering av gamla inägor (SLU Artdatabanken, 2026; Skogsstyrelsen, 2016).</w:t>
+      </w:r>
+    </w:p>
+    <w:p>
+      <w:r>
+        <w:rPr>
+          <w:b/>
+        </w:rPr>
+        <w:t>Tretåig hackspett (NT, §4)</w:t>
+      </w:r>
+      <w:r>
+        <w:t xml:space="preserve"> är rödlistad som nära hotad och ingår i bilaga 1 i EU:s fågeldirektiv. Tretåig hackspett är för sin överlevnad beroende av kontinuerlig tillförsel av äldre döende och död ved, som sker genom naturliga självgallringsprocesser i äldre grannaturskogar och barrblandade naturskogar. Om en skog genom skogsbruk gallras eller glesas ur så upphör och uteblir i stort sett den naturliga självgallringsprocessen för mycket lång tid framöver vilket omöjliggör upprätthållandet av den kontinuerliga ekologiska funktionen i ett område. Det finns studier som visar att naturskogens självgallringsprocess som den tretåiga hackspetten är beroende av, inte kan ersättas med efterlämnad hänsyn i skogsbruket (Imbeau &amp; Desrochers, 2002). Storleken på häckningsreviret varierar med skogstypen, förekomsten av död ved och graden av fragmentering, men är i allmänhet i storleksordningen 25–100 hektar. Vintertid krävs ofta betydligt större områden och det finns studier som antyder att arten behöver minst 100 hektar äldre skog. I områden med låg bonitet kan det behövas över 200 hektar lämpligt habitat för att ett par ska kunna reproducera sig. Områden med dokumenterad permanent förekomst i naturskogsmiljöer har vanligen så stora naturvärden att skogsbruk är olämpligt. Tretåig hackspett är typisk art för </w:t>
+      </w:r>
+      <w:r>
+        <w:rPr>
+          <w:i/>
+        </w:rPr>
+        <w:t xml:space="preserve">9010 Taiga, 9740 Skogsbevuxen myr, 9030 Landhöjningsskog </w:t>
+      </w:r>
+      <w:r>
+        <w:t xml:space="preserve">och </w:t>
+      </w:r>
+      <w:r>
+        <w:rPr>
+          <w:i/>
+        </w:rPr>
+        <w:t>9040 Fjällbjörkskog</w:t>
+      </w:r>
+      <w:r>
+        <w:t xml:space="preserve"> (Skogsstyrelsen, 2016; SLU Artdatabanken, 2024).</w:t>
+      </w:r>
+    </w:p>
+    <w:p>
+      <w:r>
+        <w:t>I BILAGA 1 finns mer detaljerad information om ekologi samt krav på livsmiljö hos fridlysta arter.</w:t>
+      </w:r>
+    </w:p>
+    <w:p>
+      <w:pPr>
+        <w:pStyle w:val="Heading2"/>
+      </w:pPr>
+      <w:r>
+        <w:t>Övriga naturvårdsarter</w:t>
       </w:r>
     </w:p>
     <w:p>
@@ -284,44 +368,6 @@
       </w:r>
       <w:r>
         <w:t xml:space="preserve"> (SLU Artdatabanken, 2026).</w:t>
-      </w:r>
-    </w:p>
-    <w:p>
-      <w:r>
-        <w:rPr>
-          <w:b/>
-        </w:rPr>
-        <w:t>Granticka</w:t>
-      </w:r>
-      <w:r>
-        <w:t xml:space="preserve"> förekommer främst i äldre skogar med naturskogskaraktär, liksom i dimensionsavverkade och plockhuggna skogar. I äldre grannaturskog i norra Sverige är den alltjämt en förhållandevis vanlig karaktärsart, medan den längre söderut blir allt mer sällsynt. I Götaland och delar av Svealand är den en god signalart för skyddsvärda granskogsmiljöer. Arten bedöms ha minskat starkt under senare år på grund av skogsavverkningar, då den framför allt växer i äldre granskog med långvarig grankontinuitet. I urskogsliknande bestånd i norra Sverige kan ibland påträffas den mycket sällsynta tickan grantickeporing (VU), som lever på döda grantickor. Det som tidigare inbegripit grantickan har visat sig röra sig om två arter; tajgagranticka </w:t>
-      </w:r>
-      <w:r>
-        <w:rPr>
-          <w:i/>
-        </w:rPr>
-        <w:t>Porodaedalea abietis</w:t>
-      </w:r>
-      <w:r>
-        <w:t xml:space="preserve"> (LC) och </w:t>
-      </w:r>
-      <w:r>
-        <w:rPr>
-          <w:i/>
-        </w:rPr>
-        <w:t>Porodaedalea chrysoloma</w:t>
-      </w:r>
-      <w:r>
-        <w:t xml:space="preserve"> (DD). Den nordligare arten, tajgagranticka, bildar större fruktkroppar och har sin främsta förekomst i norra Sverige, medan den mer tunnköttiga arten, </w:t>
-      </w:r>
-      <w:r>
-        <w:rPr>
-          <w:i/>
-        </w:rPr>
-        <w:t>P. chrysoloma</w:t>
-      </w:r>
-      <w:r>
-        <w:t>, förekommer i sydöstra Sverige och på Gotland (SLU Artdatabanken, 2026; Nitare &amp; Skogsstyrelsen, 2019).</w:t>
       </w:r>
     </w:p>
     <w:p>
@@ -782,78 +828,6 @@
         <w:pStyle w:val="Heading1"/>
       </w:pPr>
       <w:r>
-        <w:t>Fridlysta arter</w:t>
-      </w:r>
-    </w:p>
-    <w:p>
-      <w:r>
-        <w:t>Följande fridlysta arter har sina livsmiljöer och växtplatser i den avverkningsanmälda skogen: tretåig hackspett (NT, §4) och sparvuggla (§4).</w:t>
-      </w:r>
-    </w:p>
-    <w:p>
-      <w:r>
-        <w:t xml:space="preserve">Observera att medlemsländerna är skyldiga att agera i enlighet med EU:s fågeldirektiv där det uttryckligen står att direktivet gäller för fåglar samt för deras ägg, bon och </w:t>
-      </w:r>
-      <w:r>
-        <w:rPr>
-          <w:b/>
-        </w:rPr>
-        <w:t xml:space="preserve">livsmiljöer </w:t>
-      </w:r>
-      <w:r>
-        <w:t>(artikel 1). Vidare att de åtgärder som vidtas inte får leda till en försämring av den nuvarande situationen beträffande bevarandet av de fågelarter som avses i artikel 1 (artikel 13). Fågeldirektivet är styrande för tillsynsansvariga myndigheters ärendehantering, ställningstaganden och beslutsfattande.</w:t>
-      </w:r>
-    </w:p>
-    <w:p>
-      <w:r>
-        <w:rPr>
-          <w:b/>
-        </w:rPr>
-        <w:t>Sparvuggla (NT, §4)</w:t>
-      </w:r>
-      <w:r>
-        <w:t xml:space="preserve"> är fridlyst enligt 4§ artskyddsförordningen och omfattas av bilaga 1 EU:s fågeldirektiv. Den har minskat med 15 (5–25) % under de senaste 15 åren och minskningstakten för den svenska populationen bedöms vara nära gränsvärdet för Sårbar (VU).  Sparvugglan häckar i naturskog samt i klassisk bondeskog och förekommer främst i större skogsområden som domineras av barrblandskog med stort inslag av asp, björk och andra lövträd. Den behöver relativt stora skogsområden och saknas helt i mindre skogar och isolerade dungar. Reviren är i storleksordningen upp till 200 hektar. Sparvugglan missgynnas av överföring av variationsrika bondeskogar till ensartade produktionsskogar. Särskilt avverkning av lövträdsrika kantzoner och igenplantering av gamla inägor (SLU Artdatabanken, 2026; Skogsstyrelsen, 2016).</w:t>
-      </w:r>
-    </w:p>
-    <w:p>
-      <w:r>
-        <w:rPr>
-          <w:b/>
-        </w:rPr>
-        <w:t>Tretåig hackspett (NT, §4)</w:t>
-      </w:r>
-      <w:r>
-        <w:t xml:space="preserve"> är rödlistad som nära hotad och ingår i bilaga 1 i EU:s fågeldirektiv. Tretåig hackspett är för sin överlevnad beroende av kontinuerlig tillförsel av äldre döende och död ved, som sker genom naturliga självgallringsprocesser i äldre grannaturskogar och barrblandade naturskogar. Om en skog genom skogsbruk gallras eller glesas ur så upphör och uteblir i stort sett den naturliga självgallringsprocessen för mycket lång tid framöver vilket omöjliggör upprätthållandet av den kontinuerliga ekologiska funktionen i ett område. Det finns studier som visar att naturskogens självgallringsprocess som den tretåiga hackspetten är beroende av, inte kan ersättas med efterlämnad hänsyn i skogsbruket (Imbeau &amp; Desrochers, 2002). Storleken på häckningsreviret varierar med skogstypen, förekomsten av död ved och graden av fragmentering, men är i allmänhet i storleksordningen 25–100 hektar. Vintertid krävs ofta betydligt större områden och det finns studier som antyder att arten behöver minst 100 hektar äldre skog. I områden med låg bonitet kan det behövas över 200 hektar lämpligt habitat för att ett par ska kunna reproducera sig. Områden med dokumenterad permanent förekomst i naturskogsmiljöer har vanligen så stora naturvärden att skogsbruk är olämpligt. Tretåig hackspett är typisk art för </w:t>
-      </w:r>
-      <w:r>
-        <w:rPr>
-          <w:i/>
-        </w:rPr>
-        <w:t xml:space="preserve">9010 Taiga, 9740 Skogsbevuxen myr, 9030 Landhöjningsskog </w:t>
-      </w:r>
-      <w:r>
-        <w:t xml:space="preserve">och </w:t>
-      </w:r>
-      <w:r>
-        <w:rPr>
-          <w:i/>
-        </w:rPr>
-        <w:t>9040 Fjällbjörkskog</w:t>
-      </w:r>
-      <w:r>
-        <w:t xml:space="preserve"> (Skogsstyrelsen, 2016; SLU Artdatabanken, 2024).</w:t>
-      </w:r>
-    </w:p>
-    <w:p>
-      <w:r>
-        <w:t>I BILAGA 1 finns mer detaljerad information om ekologi samt krav på livsmiljö hos fridlysta arter.</w:t>
-      </w:r>
-    </w:p>
-    <w:p>
-      <w:pPr>
-        <w:pStyle w:val="Heading1"/>
-      </w:pPr>
-      <w:r>
         <w:t>Certifiering</w:t>
       </w:r>
     </w:p>
@@ -955,7 +929,7 @@
         <w:rPr>
           <w:i/>
         </w:rPr>
-        <w:t>I det avverkningsanmälda skogsområdet har 20 naturvårdsarter varav 13 rödlistade arter sina livsmiljöer och växtplatser.</w:t>
+        <w:t>I det avverkningsanmälda skogsområdet har 19 naturvårdsarter varav 13 rödlistade arter sina livsmiljöer och växtplatser.</w:t>
       </w:r>
     </w:p>
     <w:p>
@@ -1526,7 +1500,7 @@
 </file>
 
 <file path=word/endnotes.xml><?xml version="1.0" encoding="utf-8"?>
-<w:endnotes xmlns:wpc="http://schemas.microsoft.com/office/word/2010/wordprocessingCanvas" xmlns:cx="http://schemas.microsoft.com/office/drawing/2014/chartex" xmlns:cx1="http://schemas.microsoft.com/office/drawing/2015/9/8/chartex" xmlns:cx2="http://schemas.microsoft.com/office/drawing/2015/10/21/chartex" xmlns:cx3="http://schemas.microsoft.com/office/drawing/2016/5/9/chartex" xmlns:cx4="http://schemas.microsoft.com/office/drawing/2016/5/10/chartex" xmlns:cx5="http://schemas.microsoft.com/office/drawing/2016/5/11/chartex" xmlns:cx6="http://schemas.microsoft.com/office/drawing/2016/5/12/chartex" xmlns:cx7="http://schemas.microsoft.com/office/drawing/2016/5/13/chartex" xmlns:cx8="http://schemas.microsoft.com/office/drawing/2016/5/14/chartex" xmlns:mc="http://schemas.openxmlformats.org/markup-compatibility/2006" xmlns:aink="http://schemas.microsoft.com/office/drawing/2016/ink" xmlns:am3d="http://schemas.microsoft.com/office/drawing/2017/model3d" xmlns:o="urn:schemas-microsoft-com:office:office" xmlns:oel="http://schemas.microsoft.com/office/2019/extlst" xmlns:r="http://schemas.openxmlformats.org/officeDocument/2006/relationships" xmlns:m="http://schemas.openxmlformats.org/officeDocument/2006/math" xmlns:v="urn:schemas-microsoft-com:vml" xmlns:wp14="http://schemas.microsoft.com/office/word/2010/wordprocessingDrawing" xmlns:wp="http://schemas.openxmlformats.org/drawingml/2006/wordprocessingDrawing" xmlns:w10="urn:schemas-microsoft-com:office:word" xmlns:w="http://schemas.openxmlformats.org/wordprocessingml/2006/main" xmlns:w14="http://schemas.microsoft.com/office/word/2010/wordml" xmlns:w15="http://schemas.microsoft.com/office/word/2012/wordml" xmlns:w16cex="http://schemas.microsoft.com/office/word/2018/wordml/cex" xmlns:w16cid="http://schemas.microsoft.com/office/word/2016/wordml/cid" xmlns:w16="http://schemas.microsoft.com/office/word/2018/wordml" xmlns:w16sdtdh="http://schemas.microsoft.com/office/word/2020/wordml/sdtdatahash" xmlns:w16se="http://schemas.microsoft.com/office/word/2015/wordml/symex" xmlns:wpg="http://schemas.microsoft.com/office/word/2010/wordprocessingGroup" xmlns:wpi="http://schemas.microsoft.com/office/word/2010/wordprocessingInk" xmlns:wne="http://schemas.microsoft.com/office/word/2006/wordml" xmlns:wps="http://schemas.microsoft.com/office/word/2010/wordprocessingShape" mc:Ignorable="w14 w15 w16se w16cid w16 w16cex w16sdtdh wp14">
+<w:endnotes xmlns:wpc="http://schemas.microsoft.com/office/word/2010/wordprocessingCanvas" xmlns:cx="http://schemas.microsoft.com/office/drawing/2014/chartex" xmlns:cx1="http://schemas.microsoft.com/office/drawing/2015/9/8/chartex" xmlns:cx2="http://schemas.microsoft.com/office/drawing/2015/10/21/chartex" xmlns:cx3="http://schemas.microsoft.com/office/drawing/2016/5/9/chartex" xmlns:cx4="http://schemas.microsoft.com/office/drawing/2016/5/10/chartex" xmlns:cx5="http://schemas.microsoft.com/office/drawing/2016/5/11/chartex" xmlns:cx6="http://schemas.microsoft.com/office/drawing/2016/5/12/chartex" xmlns:cx7="http://schemas.microsoft.com/office/drawing/2016/5/13/chartex" xmlns:cx8="http://schemas.microsoft.com/office/drawing/2016/5/14/chartex" xmlns:mc="http://schemas.openxmlformats.org/markup-compatibility/2006" xmlns:aink="http://schemas.microsoft.com/office/drawing/2016/ink" xmlns:am3d="http://schemas.microsoft.com/office/drawing/2017/model3d" xmlns:o="urn:schemas-microsoft-com:office:office" xmlns:oel="http://schemas.microsoft.com/office/2019/extlst" xmlns:r="http://schemas.openxmlformats.org/officeDocument/2006/relationships" xmlns:m="http://schemas.openxmlformats.org/officeDocument/2006/math" xmlns:v="urn:schemas-microsoft-com:vml" xmlns:wp14="http://schemas.microsoft.com/office/word/2010/wordprocessingDrawing" xmlns:wp="http://schemas.openxmlformats.org/drawingml/2006/wordprocessingDrawing" xmlns:w10="urn:schemas-microsoft-com:office:word" xmlns:w="http://schemas.openxmlformats.org/wordprocessingml/2006/main" xmlns:w14="http://schemas.microsoft.com/office/word/2010/wordml" xmlns:w15="http://schemas.microsoft.com/office/word/2012/wordml" xmlns:w16cex="http://schemas.microsoft.com/office/word/2018/wordml/cex" xmlns:w16cid="http://schemas.microsoft.com/office/word/2016/wordml/cid" xmlns:w16="http://schemas.microsoft.com/office/word/2018/wordml" xmlns:w16du="http://schemas.microsoft.com/office/word/2023/wordml/word16du" xmlns:w16sdtdh="http://schemas.microsoft.com/office/word/2020/wordml/sdtdatahash" xmlns:w16sdtfl="http://schemas.microsoft.com/office/word/2024/wordml/sdtformatlock" xmlns:w16se="http://schemas.microsoft.com/office/word/2015/wordml/symex" xmlns:wpg="http://schemas.microsoft.com/office/word/2010/wordprocessingGroup" xmlns:wpi="http://schemas.microsoft.com/office/word/2010/wordprocessingInk" xmlns:wne="http://schemas.microsoft.com/office/word/2006/wordml" xmlns:wps="http://schemas.microsoft.com/office/word/2010/wordprocessingShape" mc:Ignorable="w14 w15 w16se w16cid w16 w16cex w16sdtdh w16sdtfl w16du wp14">
   <w:endnote w:type="separator" w:id="-1">
     <w:p>
       <w:pPr>
@@ -1551,7 +1525,7 @@
 </file>
 
 <file path=word/footer1.xml><?xml version="1.0" encoding="utf-8"?>
-<w:ftr xmlns:wpc="http://schemas.microsoft.com/office/word/2010/wordprocessingCanvas" xmlns:cx="http://schemas.microsoft.com/office/drawing/2014/chartex" xmlns:cx1="http://schemas.microsoft.com/office/drawing/2015/9/8/chartex" xmlns:cx2="http://schemas.microsoft.com/office/drawing/2015/10/21/chartex" xmlns:cx3="http://schemas.microsoft.com/office/drawing/2016/5/9/chartex" xmlns:cx4="http://schemas.microsoft.com/office/drawing/2016/5/10/chartex" xmlns:cx5="http://schemas.microsoft.com/office/drawing/2016/5/11/chartex" xmlns:cx6="http://schemas.microsoft.com/office/drawing/2016/5/12/chartex" xmlns:cx7="http://schemas.microsoft.com/office/drawing/2016/5/13/chartex" xmlns:cx8="http://schemas.microsoft.com/office/drawing/2016/5/14/chartex" xmlns:mc="http://schemas.openxmlformats.org/markup-compatibility/2006" xmlns:aink="http://schemas.microsoft.com/office/drawing/2016/ink" xmlns:am3d="http://schemas.microsoft.com/office/drawing/2017/model3d" xmlns:o="urn:schemas-microsoft-com:office:office" xmlns:oel="http://schemas.microsoft.com/office/2019/extlst" xmlns:r="http://schemas.openxmlformats.org/officeDocument/2006/relationships" xmlns:m="http://schemas.openxmlformats.org/officeDocument/2006/math" xmlns:v="urn:schemas-microsoft-com:vml" xmlns:wp14="http://schemas.microsoft.com/office/word/2010/wordprocessingDrawing" xmlns:wp="http://schemas.openxmlformats.org/drawingml/2006/wordprocessingDrawing" xmlns:w10="urn:schemas-microsoft-com:office:word" xmlns:w="http://schemas.openxmlformats.org/wordprocessingml/2006/main" xmlns:w14="http://schemas.microsoft.com/office/word/2010/wordml" xmlns:w15="http://schemas.microsoft.com/office/word/2012/wordml" xmlns:w16cex="http://schemas.microsoft.com/office/word/2018/wordml/cex" xmlns:w16cid="http://schemas.microsoft.com/office/word/2016/wordml/cid" xmlns:w16="http://schemas.microsoft.com/office/word/2018/wordml" xmlns:w16sdtdh="http://schemas.microsoft.com/office/word/2020/wordml/sdtdatahash" xmlns:w16se="http://schemas.microsoft.com/office/word/2015/wordml/symex" xmlns:wpg="http://schemas.microsoft.com/office/word/2010/wordprocessingGroup" xmlns:wpi="http://schemas.microsoft.com/office/word/2010/wordprocessingInk" xmlns:wne="http://schemas.microsoft.com/office/word/2006/wordml" xmlns:wps="http://schemas.microsoft.com/office/word/2010/wordprocessingShape" mc:Ignorable="w14 w15 w16se w16cid w16 w16cex w16sdtdh wp14">
+<w:ftr xmlns:wpc="http://schemas.microsoft.com/office/word/2010/wordprocessingCanvas" xmlns:cx="http://schemas.microsoft.com/office/drawing/2014/chartex" xmlns:cx1="http://schemas.microsoft.com/office/drawing/2015/9/8/chartex" xmlns:cx2="http://schemas.microsoft.com/office/drawing/2015/10/21/chartex" xmlns:cx3="http://schemas.microsoft.com/office/drawing/2016/5/9/chartex" xmlns:cx4="http://schemas.microsoft.com/office/drawing/2016/5/10/chartex" xmlns:cx5="http://schemas.microsoft.com/office/drawing/2016/5/11/chartex" xmlns:cx6="http://schemas.microsoft.com/office/drawing/2016/5/12/chartex" xmlns:cx7="http://schemas.microsoft.com/office/drawing/2016/5/13/chartex" xmlns:cx8="http://schemas.microsoft.com/office/drawing/2016/5/14/chartex" xmlns:mc="http://schemas.openxmlformats.org/markup-compatibility/2006" xmlns:aink="http://schemas.microsoft.com/office/drawing/2016/ink" xmlns:am3d="http://schemas.microsoft.com/office/drawing/2017/model3d" xmlns:o="urn:schemas-microsoft-com:office:office" xmlns:oel="http://schemas.microsoft.com/office/2019/extlst" xmlns:r="http://schemas.openxmlformats.org/officeDocument/2006/relationships" xmlns:m="http://schemas.openxmlformats.org/officeDocument/2006/math" xmlns:v="urn:schemas-microsoft-com:vml" xmlns:wp14="http://schemas.microsoft.com/office/word/2010/wordprocessingDrawing" xmlns:wp="http://schemas.openxmlformats.org/drawingml/2006/wordprocessingDrawing" xmlns:w10="urn:schemas-microsoft-com:office:word" xmlns:w="http://schemas.openxmlformats.org/wordprocessingml/2006/main" xmlns:w14="http://schemas.microsoft.com/office/word/2010/wordml" xmlns:w15="http://schemas.microsoft.com/office/word/2012/wordml" xmlns:w16cex="http://schemas.microsoft.com/office/word/2018/wordml/cex" xmlns:w16cid="http://schemas.microsoft.com/office/word/2016/wordml/cid" xmlns:w16="http://schemas.microsoft.com/office/word/2018/wordml" xmlns:w16du="http://schemas.microsoft.com/office/word/2023/wordml/word16du" xmlns:w16sdtdh="http://schemas.microsoft.com/office/word/2020/wordml/sdtdatahash" xmlns:w16sdtfl="http://schemas.microsoft.com/office/word/2024/wordml/sdtformatlock" xmlns:w16se="http://schemas.microsoft.com/office/word/2015/wordml/symex" xmlns:wpg="http://schemas.microsoft.com/office/word/2010/wordprocessingGroup" xmlns:wpi="http://schemas.microsoft.com/office/word/2010/wordprocessingInk" xmlns:wne="http://schemas.microsoft.com/office/word/2006/wordml" xmlns:wps="http://schemas.microsoft.com/office/word/2010/wordprocessingShape" mc:Ignorable="w14 w15 w16se w16cid w16 w16cex w16sdtdh w16sdtfl w16du wp14">
   <w:p>
     <w:pPr>
       <w:pStyle w:val="Footer"/>
@@ -1561,7 +1535,7 @@
 </file>
 
 <file path=word/footer2.xml><?xml version="1.0" encoding="utf-8"?>
-<w:ftr xmlns:wpc="http://schemas.microsoft.com/office/word/2010/wordprocessingCanvas" xmlns:cx="http://schemas.microsoft.com/office/drawing/2014/chartex" xmlns:cx1="http://schemas.microsoft.com/office/drawing/2015/9/8/chartex" xmlns:cx2="http://schemas.microsoft.com/office/drawing/2015/10/21/chartex" xmlns:cx3="http://schemas.microsoft.com/office/drawing/2016/5/9/chartex" xmlns:cx4="http://schemas.microsoft.com/office/drawing/2016/5/10/chartex" xmlns:cx5="http://schemas.microsoft.com/office/drawing/2016/5/11/chartex" xmlns:cx6="http://schemas.microsoft.com/office/drawing/2016/5/12/chartex" xmlns:cx7="http://schemas.microsoft.com/office/drawing/2016/5/13/chartex" xmlns:cx8="http://schemas.microsoft.com/office/drawing/2016/5/14/chartex" xmlns:mc="http://schemas.openxmlformats.org/markup-compatibility/2006" xmlns:aink="http://schemas.microsoft.com/office/drawing/2016/ink" xmlns:am3d="http://schemas.microsoft.com/office/drawing/2017/model3d" xmlns:o="urn:schemas-microsoft-com:office:office" xmlns:oel="http://schemas.microsoft.com/office/2019/extlst" xmlns:r="http://schemas.openxmlformats.org/officeDocument/2006/relationships" xmlns:m="http://schemas.openxmlformats.org/officeDocument/2006/math" xmlns:v="urn:schemas-microsoft-com:vml" xmlns:wp14="http://schemas.microsoft.com/office/word/2010/wordprocessingDrawing" xmlns:wp="http://schemas.openxmlformats.org/drawingml/2006/wordprocessingDrawing" xmlns:w10="urn:schemas-microsoft-com:office:word" xmlns:w="http://schemas.openxmlformats.org/wordprocessingml/2006/main" xmlns:w14="http://schemas.microsoft.com/office/word/2010/wordml" xmlns:w15="http://schemas.microsoft.com/office/word/2012/wordml" xmlns:w16cex="http://schemas.microsoft.com/office/word/2018/wordml/cex" xmlns:w16cid="http://schemas.microsoft.com/office/word/2016/wordml/cid" xmlns:w16="http://schemas.microsoft.com/office/word/2018/wordml" xmlns:w16sdtdh="http://schemas.microsoft.com/office/word/2020/wordml/sdtdatahash" xmlns:w16se="http://schemas.microsoft.com/office/word/2015/wordml/symex" xmlns:wpg="http://schemas.microsoft.com/office/word/2010/wordprocessingGroup" xmlns:wpi="http://schemas.microsoft.com/office/word/2010/wordprocessingInk" xmlns:wne="http://schemas.microsoft.com/office/word/2006/wordml" xmlns:wps="http://schemas.microsoft.com/office/word/2010/wordprocessingShape" mc:Ignorable="w14 w15 w16se w16cid w16 w16cex w16sdtdh wp14">
+<w:ftr xmlns:wpc="http://schemas.microsoft.com/office/word/2010/wordprocessingCanvas" xmlns:cx="http://schemas.microsoft.com/office/drawing/2014/chartex" xmlns:cx1="http://schemas.microsoft.com/office/drawing/2015/9/8/chartex" xmlns:cx2="http://schemas.microsoft.com/office/drawing/2015/10/21/chartex" xmlns:cx3="http://schemas.microsoft.com/office/drawing/2016/5/9/chartex" xmlns:cx4="http://schemas.microsoft.com/office/drawing/2016/5/10/chartex" xmlns:cx5="http://schemas.microsoft.com/office/drawing/2016/5/11/chartex" xmlns:cx6="http://schemas.microsoft.com/office/drawing/2016/5/12/chartex" xmlns:cx7="http://schemas.microsoft.com/office/drawing/2016/5/13/chartex" xmlns:cx8="http://schemas.microsoft.com/office/drawing/2016/5/14/chartex" xmlns:mc="http://schemas.openxmlformats.org/markup-compatibility/2006" xmlns:aink="http://schemas.microsoft.com/office/drawing/2016/ink" xmlns:am3d="http://schemas.microsoft.com/office/drawing/2017/model3d" xmlns:o="urn:schemas-microsoft-com:office:office" xmlns:oel="http://schemas.microsoft.com/office/2019/extlst" xmlns:r="http://schemas.openxmlformats.org/officeDocument/2006/relationships" xmlns:m="http://schemas.openxmlformats.org/officeDocument/2006/math" xmlns:v="urn:schemas-microsoft-com:vml" xmlns:wp14="http://schemas.microsoft.com/office/word/2010/wordprocessingDrawing" xmlns:wp="http://schemas.openxmlformats.org/drawingml/2006/wordprocessingDrawing" xmlns:w10="urn:schemas-microsoft-com:office:word" xmlns:w="http://schemas.openxmlformats.org/wordprocessingml/2006/main" xmlns:w14="http://schemas.microsoft.com/office/word/2010/wordml" xmlns:w15="http://schemas.microsoft.com/office/word/2012/wordml" xmlns:w16cex="http://schemas.microsoft.com/office/word/2018/wordml/cex" xmlns:w16cid="http://schemas.microsoft.com/office/word/2016/wordml/cid" xmlns:w16="http://schemas.microsoft.com/office/word/2018/wordml" xmlns:w16du="http://schemas.microsoft.com/office/word/2023/wordml/word16du" xmlns:w16sdtdh="http://schemas.microsoft.com/office/word/2020/wordml/sdtdatahash" xmlns:w16sdtfl="http://schemas.microsoft.com/office/word/2024/wordml/sdtformatlock" xmlns:w16se="http://schemas.microsoft.com/office/word/2015/wordml/symex" xmlns:wpg="http://schemas.microsoft.com/office/word/2010/wordprocessingGroup" xmlns:wpi="http://schemas.microsoft.com/office/word/2010/wordprocessingInk" xmlns:wne="http://schemas.microsoft.com/office/word/2006/wordml" xmlns:wps="http://schemas.microsoft.com/office/word/2010/wordprocessingShape" mc:Ignorable="w14 w15 w16se w16cid w16 w16cex w16sdtdh w16sdtfl w16du wp14">
   <w:p>
     <w:pPr>
       <w:pStyle w:val="Footer"/>
@@ -1571,7 +1545,7 @@
 </file>
 
 <file path=word/footer3.xml><?xml version="1.0" encoding="utf-8"?>
-<w:ftr xmlns:wpc="http://schemas.microsoft.com/office/word/2010/wordprocessingCanvas" xmlns:cx="http://schemas.microsoft.com/office/drawing/2014/chartex" xmlns:cx1="http://schemas.microsoft.com/office/drawing/2015/9/8/chartex" xmlns:cx2="http://schemas.microsoft.com/office/drawing/2015/10/21/chartex" xmlns:cx3="http://schemas.microsoft.com/office/drawing/2016/5/9/chartex" xmlns:cx4="http://schemas.microsoft.com/office/drawing/2016/5/10/chartex" xmlns:cx5="http://schemas.microsoft.com/office/drawing/2016/5/11/chartex" xmlns:cx6="http://schemas.microsoft.com/office/drawing/2016/5/12/chartex" xmlns:cx7="http://schemas.microsoft.com/office/drawing/2016/5/13/chartex" xmlns:cx8="http://schemas.microsoft.com/office/drawing/2016/5/14/chartex" xmlns:mc="http://schemas.openxmlformats.org/markup-compatibility/2006" xmlns:aink="http://schemas.microsoft.com/office/drawing/2016/ink" xmlns:am3d="http://schemas.microsoft.com/office/drawing/2017/model3d" xmlns:o="urn:schemas-microsoft-com:office:office" xmlns:oel="http://schemas.microsoft.com/office/2019/extlst" xmlns:r="http://schemas.openxmlformats.org/officeDocument/2006/relationships" xmlns:m="http://schemas.openxmlformats.org/officeDocument/2006/math" xmlns:v="urn:schemas-microsoft-com:vml" xmlns:wp14="http://schemas.microsoft.com/office/word/2010/wordprocessingDrawing" xmlns:wp="http://schemas.openxmlformats.org/drawingml/2006/wordprocessingDrawing" xmlns:w10="urn:schemas-microsoft-com:office:word" xmlns:w="http://schemas.openxmlformats.org/wordprocessingml/2006/main" xmlns:w14="http://schemas.microsoft.com/office/word/2010/wordml" xmlns:w15="http://schemas.microsoft.com/office/word/2012/wordml" xmlns:w16cex="http://schemas.microsoft.com/office/word/2018/wordml/cex" xmlns:w16cid="http://schemas.microsoft.com/office/word/2016/wordml/cid" xmlns:w16="http://schemas.microsoft.com/office/word/2018/wordml" xmlns:w16sdtdh="http://schemas.microsoft.com/office/word/2020/wordml/sdtdatahash" xmlns:w16se="http://schemas.microsoft.com/office/word/2015/wordml/symex" xmlns:wpg="http://schemas.microsoft.com/office/word/2010/wordprocessingGroup" xmlns:wpi="http://schemas.microsoft.com/office/word/2010/wordprocessingInk" xmlns:wne="http://schemas.microsoft.com/office/word/2006/wordml" xmlns:wps="http://schemas.microsoft.com/office/word/2010/wordprocessingShape" mc:Ignorable="w14 w15 w16se w16cid w16 w16cex w16sdtdh wp14">
+<w:ftr xmlns:wpc="http://schemas.microsoft.com/office/word/2010/wordprocessingCanvas" xmlns:cx="http://schemas.microsoft.com/office/drawing/2014/chartex" xmlns:cx1="http://schemas.microsoft.com/office/drawing/2015/9/8/chartex" xmlns:cx2="http://schemas.microsoft.com/office/drawing/2015/10/21/chartex" xmlns:cx3="http://schemas.microsoft.com/office/drawing/2016/5/9/chartex" xmlns:cx4="http://schemas.microsoft.com/office/drawing/2016/5/10/chartex" xmlns:cx5="http://schemas.microsoft.com/office/drawing/2016/5/11/chartex" xmlns:cx6="http://schemas.microsoft.com/office/drawing/2016/5/12/chartex" xmlns:cx7="http://schemas.microsoft.com/office/drawing/2016/5/13/chartex" xmlns:cx8="http://schemas.microsoft.com/office/drawing/2016/5/14/chartex" xmlns:mc="http://schemas.openxmlformats.org/markup-compatibility/2006" xmlns:aink="http://schemas.microsoft.com/office/drawing/2016/ink" xmlns:am3d="http://schemas.microsoft.com/office/drawing/2017/model3d" xmlns:o="urn:schemas-microsoft-com:office:office" xmlns:oel="http://schemas.microsoft.com/office/2019/extlst" xmlns:r="http://schemas.openxmlformats.org/officeDocument/2006/relationships" xmlns:m="http://schemas.openxmlformats.org/officeDocument/2006/math" xmlns:v="urn:schemas-microsoft-com:vml" xmlns:wp14="http://schemas.microsoft.com/office/word/2010/wordprocessingDrawing" xmlns:wp="http://schemas.openxmlformats.org/drawingml/2006/wordprocessingDrawing" xmlns:w10="urn:schemas-microsoft-com:office:word" xmlns:w="http://schemas.openxmlformats.org/wordprocessingml/2006/main" xmlns:w14="http://schemas.microsoft.com/office/word/2010/wordml" xmlns:w15="http://schemas.microsoft.com/office/word/2012/wordml" xmlns:w16cex="http://schemas.microsoft.com/office/word/2018/wordml/cex" xmlns:w16cid="http://schemas.microsoft.com/office/word/2016/wordml/cid" xmlns:w16="http://schemas.microsoft.com/office/word/2018/wordml" xmlns:w16du="http://schemas.microsoft.com/office/word/2023/wordml/word16du" xmlns:w16sdtdh="http://schemas.microsoft.com/office/word/2020/wordml/sdtdatahash" xmlns:w16sdtfl="http://schemas.microsoft.com/office/word/2024/wordml/sdtformatlock" xmlns:w16se="http://schemas.microsoft.com/office/word/2015/wordml/symex" xmlns:wpg="http://schemas.microsoft.com/office/word/2010/wordprocessingGroup" xmlns:wpi="http://schemas.microsoft.com/office/word/2010/wordprocessingInk" xmlns:wne="http://schemas.microsoft.com/office/word/2006/wordml" xmlns:wps="http://schemas.microsoft.com/office/word/2010/wordprocessingShape" mc:Ignorable="w14 w15 w16se w16cid w16 w16cex w16sdtdh w16sdtfl w16du wp14">
   <w:p>
     <w:pPr>
       <w:pStyle w:val="Footer"/>
@@ -1581,7 +1555,7 @@
 </file>
 
 <file path=word/footnotes.xml><?xml version="1.0" encoding="utf-8"?>
-<w:footnotes xmlns:wpc="http://schemas.microsoft.com/office/word/2010/wordprocessingCanvas" xmlns:cx="http://schemas.microsoft.com/office/drawing/2014/chartex" xmlns:cx1="http://schemas.microsoft.com/office/drawing/2015/9/8/chartex" xmlns:cx2="http://schemas.microsoft.com/office/drawing/2015/10/21/chartex" xmlns:cx3="http://schemas.microsoft.com/office/drawing/2016/5/9/chartex" xmlns:cx4="http://schemas.microsoft.com/office/drawing/2016/5/10/chartex" xmlns:cx5="http://schemas.microsoft.com/office/drawing/2016/5/11/chartex" xmlns:cx6="http://schemas.microsoft.com/office/drawing/2016/5/12/chartex" xmlns:cx7="http://schemas.microsoft.com/office/drawing/2016/5/13/chartex" xmlns:cx8="http://schemas.microsoft.com/office/drawing/2016/5/14/chartex" xmlns:mc="http://schemas.openxmlformats.org/markup-compatibility/2006" xmlns:aink="http://schemas.microsoft.com/office/drawing/2016/ink" xmlns:am3d="http://schemas.microsoft.com/office/drawing/2017/model3d" xmlns:o="urn:schemas-microsoft-com:office:office" xmlns:oel="http://schemas.microsoft.com/office/2019/extlst" xmlns:r="http://schemas.openxmlformats.org/officeDocument/2006/relationships" xmlns:m="http://schemas.openxmlformats.org/officeDocument/2006/math" xmlns:v="urn:schemas-microsoft-com:vml" xmlns:wp14="http://schemas.microsoft.com/office/word/2010/wordprocessingDrawing" xmlns:wp="http://schemas.openxmlformats.org/drawingml/2006/wordprocessingDrawing" xmlns:w10="urn:schemas-microsoft-com:office:word" xmlns:w="http://schemas.openxmlformats.org/wordprocessingml/2006/main" xmlns:w14="http://schemas.microsoft.com/office/word/2010/wordml" xmlns:w15="http://schemas.microsoft.com/office/word/2012/wordml" xmlns:w16cex="http://schemas.microsoft.com/office/word/2018/wordml/cex" xmlns:w16cid="http://schemas.microsoft.com/office/word/2016/wordml/cid" xmlns:w16="http://schemas.microsoft.com/office/word/2018/wordml" xmlns:w16sdtdh="http://schemas.microsoft.com/office/word/2020/wordml/sdtdatahash" xmlns:w16se="http://schemas.microsoft.com/office/word/2015/wordml/symex" xmlns:wpg="http://schemas.microsoft.com/office/word/2010/wordprocessingGroup" xmlns:wpi="http://schemas.microsoft.com/office/word/2010/wordprocessingInk" xmlns:wne="http://schemas.microsoft.com/office/word/2006/wordml" xmlns:wps="http://schemas.microsoft.com/office/word/2010/wordprocessingShape" mc:Ignorable="w14 w15 w16se w16cid w16 w16cex w16sdtdh wp14">
+<w:footnotes xmlns:wpc="http://schemas.microsoft.com/office/word/2010/wordprocessingCanvas" xmlns:cx="http://schemas.microsoft.com/office/drawing/2014/chartex" xmlns:cx1="http://schemas.microsoft.com/office/drawing/2015/9/8/chartex" xmlns:cx2="http://schemas.microsoft.com/office/drawing/2015/10/21/chartex" xmlns:cx3="http://schemas.microsoft.com/office/drawing/2016/5/9/chartex" xmlns:cx4="http://schemas.microsoft.com/office/drawing/2016/5/10/chartex" xmlns:cx5="http://schemas.microsoft.com/office/drawing/2016/5/11/chartex" xmlns:cx6="http://schemas.microsoft.com/office/drawing/2016/5/12/chartex" xmlns:cx7="http://schemas.microsoft.com/office/drawing/2016/5/13/chartex" xmlns:cx8="http://schemas.microsoft.com/office/drawing/2016/5/14/chartex" xmlns:mc="http://schemas.openxmlformats.org/markup-compatibility/2006" xmlns:aink="http://schemas.microsoft.com/office/drawing/2016/ink" xmlns:am3d="http://schemas.microsoft.com/office/drawing/2017/model3d" xmlns:o="urn:schemas-microsoft-com:office:office" xmlns:oel="http://schemas.microsoft.com/office/2019/extlst" xmlns:r="http://schemas.openxmlformats.org/officeDocument/2006/relationships" xmlns:m="http://schemas.openxmlformats.org/officeDocument/2006/math" xmlns:v="urn:schemas-microsoft-com:vml" xmlns:wp14="http://schemas.microsoft.com/office/word/2010/wordprocessingDrawing" xmlns:wp="http://schemas.openxmlformats.org/drawingml/2006/wordprocessingDrawing" xmlns:w10="urn:schemas-microsoft-com:office:word" xmlns:w="http://schemas.openxmlformats.org/wordprocessingml/2006/main" xmlns:w14="http://schemas.microsoft.com/office/word/2010/wordml" xmlns:w15="http://schemas.microsoft.com/office/word/2012/wordml" xmlns:w16cex="http://schemas.microsoft.com/office/word/2018/wordml/cex" xmlns:w16cid="http://schemas.microsoft.com/office/word/2016/wordml/cid" xmlns:w16="http://schemas.microsoft.com/office/word/2018/wordml" xmlns:w16du="http://schemas.microsoft.com/office/word/2023/wordml/word16du" xmlns:w16sdtdh="http://schemas.microsoft.com/office/word/2020/wordml/sdtdatahash" xmlns:w16sdtfl="http://schemas.microsoft.com/office/word/2024/wordml/sdtformatlock" xmlns:w16se="http://schemas.microsoft.com/office/word/2015/wordml/symex" xmlns:wpg="http://schemas.microsoft.com/office/word/2010/wordprocessingGroup" xmlns:wpi="http://schemas.microsoft.com/office/word/2010/wordprocessingInk" xmlns:wne="http://schemas.microsoft.com/office/word/2006/wordml" xmlns:wps="http://schemas.microsoft.com/office/word/2010/wordprocessingShape" mc:Ignorable="w14 w15 w16se w16cid w16 w16cex w16sdtdh w16sdtfl w16du wp14">
   <w:footnote w:type="separator" w:id="-1">
     <w:p>
       <w:pPr>
@@ -1606,7 +1580,7 @@
 </file>
 
 <file path=word/header1.xml><?xml version="1.0" encoding="utf-8"?>
-<w:hdr xmlns:wpc="http://schemas.microsoft.com/office/word/2010/wordprocessingCanvas" xmlns:cx="http://schemas.microsoft.com/office/drawing/2014/chartex" xmlns:cx1="http://schemas.microsoft.com/office/drawing/2015/9/8/chartex" xmlns:cx2="http://schemas.microsoft.com/office/drawing/2015/10/21/chartex" xmlns:cx3="http://schemas.microsoft.com/office/drawing/2016/5/9/chartex" xmlns:cx4="http://schemas.microsoft.com/office/drawing/2016/5/10/chartex" xmlns:cx5="http://schemas.microsoft.com/office/drawing/2016/5/11/chartex" xmlns:cx6="http://schemas.microsoft.com/office/drawing/2016/5/12/chartex" xmlns:cx7="http://schemas.microsoft.com/office/drawing/2016/5/13/chartex" xmlns:cx8="http://schemas.microsoft.com/office/drawing/2016/5/14/chartex" xmlns:mc="http://schemas.openxmlformats.org/markup-compatibility/2006" xmlns:aink="http://schemas.microsoft.com/office/drawing/2016/ink" xmlns:am3d="http://schemas.microsoft.com/office/drawing/2017/model3d" xmlns:o="urn:schemas-microsoft-com:office:office" xmlns:oel="http://schemas.microsoft.com/office/2019/extlst" xmlns:r="http://schemas.openxmlformats.org/officeDocument/2006/relationships" xmlns:m="http://schemas.openxmlformats.org/officeDocument/2006/math" xmlns:v="urn:schemas-microsoft-com:vml" xmlns:wp14="http://schemas.microsoft.com/office/word/2010/wordprocessingDrawing" xmlns:wp="http://schemas.openxmlformats.org/drawingml/2006/wordprocessingDrawing" xmlns:w10="urn:schemas-microsoft-com:office:word" xmlns:w="http://schemas.openxmlformats.org/wordprocessingml/2006/main" xmlns:w14="http://schemas.microsoft.com/office/word/2010/wordml" xmlns:w15="http://schemas.microsoft.com/office/word/2012/wordml" xmlns:w16cex="http://schemas.microsoft.com/office/word/2018/wordml/cex" xmlns:w16cid="http://schemas.microsoft.com/office/word/2016/wordml/cid" xmlns:w16="http://schemas.microsoft.com/office/word/2018/wordml" xmlns:w16sdtdh="http://schemas.microsoft.com/office/word/2020/wordml/sdtdatahash" xmlns:w16se="http://schemas.microsoft.com/office/word/2015/wordml/symex" xmlns:wpg="http://schemas.microsoft.com/office/word/2010/wordprocessingGroup" xmlns:wpi="http://schemas.microsoft.com/office/word/2010/wordprocessingInk" xmlns:wne="http://schemas.microsoft.com/office/word/2006/wordml" xmlns:wps="http://schemas.microsoft.com/office/word/2010/wordprocessingShape" mc:Ignorable="w14 w15 w16se w16cid w16 w16cex w16sdtdh wp14">
+<w:hdr xmlns:wpc="http://schemas.microsoft.com/office/word/2010/wordprocessingCanvas" xmlns:cx="http://schemas.microsoft.com/office/drawing/2014/chartex" xmlns:cx1="http://schemas.microsoft.com/office/drawing/2015/9/8/chartex" xmlns:cx2="http://schemas.microsoft.com/office/drawing/2015/10/21/chartex" xmlns:cx3="http://schemas.microsoft.com/office/drawing/2016/5/9/chartex" xmlns:cx4="http://schemas.microsoft.com/office/drawing/2016/5/10/chartex" xmlns:cx5="http://schemas.microsoft.com/office/drawing/2016/5/11/chartex" xmlns:cx6="http://schemas.microsoft.com/office/drawing/2016/5/12/chartex" xmlns:cx7="http://schemas.microsoft.com/office/drawing/2016/5/13/chartex" xmlns:cx8="http://schemas.microsoft.com/office/drawing/2016/5/14/chartex" xmlns:mc="http://schemas.openxmlformats.org/markup-compatibility/2006" xmlns:aink="http://schemas.microsoft.com/office/drawing/2016/ink" xmlns:am3d="http://schemas.microsoft.com/office/drawing/2017/model3d" xmlns:o="urn:schemas-microsoft-com:office:office" xmlns:oel="http://schemas.microsoft.com/office/2019/extlst" xmlns:r="http://schemas.openxmlformats.org/officeDocument/2006/relationships" xmlns:m="http://schemas.openxmlformats.org/officeDocument/2006/math" xmlns:v="urn:schemas-microsoft-com:vml" xmlns:wp14="http://schemas.microsoft.com/office/word/2010/wordprocessingDrawing" xmlns:wp="http://schemas.openxmlformats.org/drawingml/2006/wordprocessingDrawing" xmlns:w10="urn:schemas-microsoft-com:office:word" xmlns:w="http://schemas.openxmlformats.org/wordprocessingml/2006/main" xmlns:w14="http://schemas.microsoft.com/office/word/2010/wordml" xmlns:w15="http://schemas.microsoft.com/office/word/2012/wordml" xmlns:w16cex="http://schemas.microsoft.com/office/word/2018/wordml/cex" xmlns:w16cid="http://schemas.microsoft.com/office/word/2016/wordml/cid" xmlns:w16="http://schemas.microsoft.com/office/word/2018/wordml" xmlns:w16du="http://schemas.microsoft.com/office/word/2023/wordml/word16du" xmlns:w16sdtdh="http://schemas.microsoft.com/office/word/2020/wordml/sdtdatahash" xmlns:w16sdtfl="http://schemas.microsoft.com/office/word/2024/wordml/sdtformatlock" xmlns:w16se="http://schemas.microsoft.com/office/word/2015/wordml/symex" xmlns:wpg="http://schemas.microsoft.com/office/word/2010/wordprocessingGroup" xmlns:wpi="http://schemas.microsoft.com/office/word/2010/wordprocessingInk" xmlns:wne="http://schemas.microsoft.com/office/word/2006/wordml" xmlns:wps="http://schemas.microsoft.com/office/word/2010/wordprocessingShape" mc:Ignorable="w14 w15 w16se w16cid w16 w16cex w16sdtdh w16sdtfl w16du wp14">
   <w:p>
     <w:pPr>
       <w:pStyle w:val="Header"/>
@@ -1616,7 +1590,7 @@
 </file>
 
 <file path=word/header2.xml><?xml version="1.0" encoding="utf-8"?>
-<w:hdr xmlns:wpc="http://schemas.microsoft.com/office/word/2010/wordprocessingCanvas" xmlns:cx="http://schemas.microsoft.com/office/drawing/2014/chartex" xmlns:cx1="http://schemas.microsoft.com/office/drawing/2015/9/8/chartex" xmlns:cx2="http://schemas.microsoft.com/office/drawing/2015/10/21/chartex" xmlns:cx3="http://schemas.microsoft.com/office/drawing/2016/5/9/chartex" xmlns:cx4="http://schemas.microsoft.com/office/drawing/2016/5/10/chartex" xmlns:cx5="http://schemas.microsoft.com/office/drawing/2016/5/11/chartex" xmlns:cx6="http://schemas.microsoft.com/office/drawing/2016/5/12/chartex" xmlns:cx7="http://schemas.microsoft.com/office/drawing/2016/5/13/chartex" xmlns:cx8="http://schemas.microsoft.com/office/drawing/2016/5/14/chartex" xmlns:mc="http://schemas.openxmlformats.org/markup-compatibility/2006" xmlns:aink="http://schemas.microsoft.com/office/drawing/2016/ink" xmlns:am3d="http://schemas.microsoft.com/office/drawing/2017/model3d" xmlns:o="urn:schemas-microsoft-com:office:office" xmlns:oel="http://schemas.microsoft.com/office/2019/extlst" xmlns:r="http://schemas.openxmlformats.org/officeDocument/2006/relationships" xmlns:m="http://schemas.openxmlformats.org/officeDocument/2006/math" xmlns:v="urn:schemas-microsoft-com:vml" xmlns:wp14="http://schemas.microsoft.com/office/word/2010/wordprocessingDrawing" xmlns:wp="http://schemas.openxmlformats.org/drawingml/2006/wordprocessingDrawing" xmlns:w10="urn:schemas-microsoft-com:office:word" xmlns:w="http://schemas.openxmlformats.org/wordprocessingml/2006/main" xmlns:w14="http://schemas.microsoft.com/office/word/2010/wordml" xmlns:w15="http://schemas.microsoft.com/office/word/2012/wordml" xmlns:w16cex="http://schemas.microsoft.com/office/word/2018/wordml/cex" xmlns:w16cid="http://schemas.microsoft.com/office/word/2016/wordml/cid" xmlns:w16="http://schemas.microsoft.com/office/word/2018/wordml" xmlns:w16sdtdh="http://schemas.microsoft.com/office/word/2020/wordml/sdtdatahash" xmlns:w16se="http://schemas.microsoft.com/office/word/2015/wordml/symex" xmlns:wpg="http://schemas.microsoft.com/office/word/2010/wordprocessingGroup" xmlns:wpi="http://schemas.microsoft.com/office/word/2010/wordprocessingInk" xmlns:wne="http://schemas.microsoft.com/office/word/2006/wordml" xmlns:wps="http://schemas.microsoft.com/office/word/2010/wordprocessingShape" mc:Ignorable="w14 w15 w16se w16cid w16 w16cex w16sdtdh wp14">
+<w:hdr xmlns:wpc="http://schemas.microsoft.com/office/word/2010/wordprocessingCanvas" xmlns:cx="http://schemas.microsoft.com/office/drawing/2014/chartex" xmlns:cx1="http://schemas.microsoft.com/office/drawing/2015/9/8/chartex" xmlns:cx2="http://schemas.microsoft.com/office/drawing/2015/10/21/chartex" xmlns:cx3="http://schemas.microsoft.com/office/drawing/2016/5/9/chartex" xmlns:cx4="http://schemas.microsoft.com/office/drawing/2016/5/10/chartex" xmlns:cx5="http://schemas.microsoft.com/office/drawing/2016/5/11/chartex" xmlns:cx6="http://schemas.microsoft.com/office/drawing/2016/5/12/chartex" xmlns:cx7="http://schemas.microsoft.com/office/drawing/2016/5/13/chartex" xmlns:cx8="http://schemas.microsoft.com/office/drawing/2016/5/14/chartex" xmlns:mc="http://schemas.openxmlformats.org/markup-compatibility/2006" xmlns:aink="http://schemas.microsoft.com/office/drawing/2016/ink" xmlns:am3d="http://schemas.microsoft.com/office/drawing/2017/model3d" xmlns:o="urn:schemas-microsoft-com:office:office" xmlns:oel="http://schemas.microsoft.com/office/2019/extlst" xmlns:r="http://schemas.openxmlformats.org/officeDocument/2006/relationships" xmlns:m="http://schemas.openxmlformats.org/officeDocument/2006/math" xmlns:v="urn:schemas-microsoft-com:vml" xmlns:wp14="http://schemas.microsoft.com/office/word/2010/wordprocessingDrawing" xmlns:wp="http://schemas.openxmlformats.org/drawingml/2006/wordprocessingDrawing" xmlns:w10="urn:schemas-microsoft-com:office:word" xmlns:w="http://schemas.openxmlformats.org/wordprocessingml/2006/main" xmlns:w14="http://schemas.microsoft.com/office/word/2010/wordml" xmlns:w15="http://schemas.microsoft.com/office/word/2012/wordml" xmlns:w16cex="http://schemas.microsoft.com/office/word/2018/wordml/cex" xmlns:w16cid="http://schemas.microsoft.com/office/word/2016/wordml/cid" xmlns:w16="http://schemas.microsoft.com/office/word/2018/wordml" xmlns:w16du="http://schemas.microsoft.com/office/word/2023/wordml/word16du" xmlns:w16sdtdh="http://schemas.microsoft.com/office/word/2020/wordml/sdtdatahash" xmlns:w16sdtfl="http://schemas.microsoft.com/office/word/2024/wordml/sdtformatlock" xmlns:w16se="http://schemas.microsoft.com/office/word/2015/wordml/symex" xmlns:wpg="http://schemas.microsoft.com/office/word/2010/wordprocessingGroup" xmlns:wpi="http://schemas.microsoft.com/office/word/2010/wordprocessingInk" xmlns:wne="http://schemas.microsoft.com/office/word/2006/wordml" xmlns:wps="http://schemas.microsoft.com/office/word/2010/wordprocessingShape" mc:Ignorable="w14 w15 w16se w16cid w16 w16cex w16sdtdh w16sdtfl w16du wp14">
   <w:p>
     <w:pPr>
       <w:pStyle w:val="Header"/>
@@ -1627,7 +1601,7 @@
 </file>
 
 <file path=word/header3.xml><?xml version="1.0" encoding="utf-8"?>
-<w:hdr xmlns:wpc="http://schemas.microsoft.com/office/word/2010/wordprocessingCanvas" xmlns:cx="http://schemas.microsoft.com/office/drawing/2014/chartex" xmlns:cx1="http://schemas.microsoft.com/office/drawing/2015/9/8/chartex" xmlns:cx2="http://schemas.microsoft.com/office/drawing/2015/10/21/chartex" xmlns:cx3="http://schemas.microsoft.com/office/drawing/2016/5/9/chartex" xmlns:cx4="http://schemas.microsoft.com/office/drawing/2016/5/10/chartex" xmlns:cx5="http://schemas.microsoft.com/office/drawing/2016/5/11/chartex" xmlns:cx6="http://schemas.microsoft.com/office/drawing/2016/5/12/chartex" xmlns:cx7="http://schemas.microsoft.com/office/drawing/2016/5/13/chartex" xmlns:cx8="http://schemas.microsoft.com/office/drawing/2016/5/14/chartex" xmlns:mc="http://schemas.openxmlformats.org/markup-compatibility/2006" xmlns:aink="http://schemas.microsoft.com/office/drawing/2016/ink" xmlns:am3d="http://schemas.microsoft.com/office/drawing/2017/model3d" xmlns:o="urn:schemas-microsoft-com:office:office" xmlns:oel="http://schemas.microsoft.com/office/2019/extlst" xmlns:r="http://schemas.openxmlformats.org/officeDocument/2006/relationships" xmlns:m="http://schemas.openxmlformats.org/officeDocument/2006/math" xmlns:v="urn:schemas-microsoft-com:vml" xmlns:wp14="http://schemas.microsoft.com/office/word/2010/wordprocessingDrawing" xmlns:wp="http://schemas.openxmlformats.org/drawingml/2006/wordprocessingDrawing" xmlns:w10="urn:schemas-microsoft-com:office:word" xmlns:w="http://schemas.openxmlformats.org/wordprocessingml/2006/main" xmlns:w14="http://schemas.microsoft.com/office/word/2010/wordml" xmlns:w15="http://schemas.microsoft.com/office/word/2012/wordml" xmlns:w16cex="http://schemas.microsoft.com/office/word/2018/wordml/cex" xmlns:w16cid="http://schemas.microsoft.com/office/word/2016/wordml/cid" xmlns:w16="http://schemas.microsoft.com/office/word/2018/wordml" xmlns:w16sdtdh="http://schemas.microsoft.com/office/word/2020/wordml/sdtdatahash" xmlns:w16se="http://schemas.microsoft.com/office/word/2015/wordml/symex" xmlns:wpg="http://schemas.microsoft.com/office/word/2010/wordprocessingGroup" xmlns:wpi="http://schemas.microsoft.com/office/word/2010/wordprocessingInk" xmlns:wne="http://schemas.microsoft.com/office/word/2006/wordml" xmlns:wps="http://schemas.microsoft.com/office/word/2010/wordprocessingShape" mc:Ignorable="w14 w15 w16se w16cid w16 w16cex w16sdtdh wp14">
+<w:hdr xmlns:wpc="http://schemas.microsoft.com/office/word/2010/wordprocessingCanvas" xmlns:cx="http://schemas.microsoft.com/office/drawing/2014/chartex" xmlns:cx1="http://schemas.microsoft.com/office/drawing/2015/9/8/chartex" xmlns:cx2="http://schemas.microsoft.com/office/drawing/2015/10/21/chartex" xmlns:cx3="http://schemas.microsoft.com/office/drawing/2016/5/9/chartex" xmlns:cx4="http://schemas.microsoft.com/office/drawing/2016/5/10/chartex" xmlns:cx5="http://schemas.microsoft.com/office/drawing/2016/5/11/chartex" xmlns:cx6="http://schemas.microsoft.com/office/drawing/2016/5/12/chartex" xmlns:cx7="http://schemas.microsoft.com/office/drawing/2016/5/13/chartex" xmlns:cx8="http://schemas.microsoft.com/office/drawing/2016/5/14/chartex" xmlns:mc="http://schemas.openxmlformats.org/markup-compatibility/2006" xmlns:aink="http://schemas.microsoft.com/office/drawing/2016/ink" xmlns:am3d="http://schemas.microsoft.com/office/drawing/2017/model3d" xmlns:o="urn:schemas-microsoft-com:office:office" xmlns:oel="http://schemas.microsoft.com/office/2019/extlst" xmlns:r="http://schemas.openxmlformats.org/officeDocument/2006/relationships" xmlns:m="http://schemas.openxmlformats.org/officeDocument/2006/math" xmlns:v="urn:schemas-microsoft-com:vml" xmlns:wp14="http://schemas.microsoft.com/office/word/2010/wordprocessingDrawing" xmlns:wp="http://schemas.openxmlformats.org/drawingml/2006/wordprocessingDrawing" xmlns:w10="urn:schemas-microsoft-com:office:word" xmlns:w="http://schemas.openxmlformats.org/wordprocessingml/2006/main" xmlns:w14="http://schemas.microsoft.com/office/word/2010/wordml" xmlns:w15="http://schemas.microsoft.com/office/word/2012/wordml" xmlns:w16cex="http://schemas.microsoft.com/office/word/2018/wordml/cex" xmlns:w16cid="http://schemas.microsoft.com/office/word/2016/wordml/cid" xmlns:w16="http://schemas.microsoft.com/office/word/2018/wordml" xmlns:w16du="http://schemas.microsoft.com/office/word/2023/wordml/word16du" xmlns:w16sdtdh="http://schemas.microsoft.com/office/word/2020/wordml/sdtdatahash" xmlns:w16sdtfl="http://schemas.microsoft.com/office/word/2024/wordml/sdtformatlock" xmlns:w16se="http://schemas.microsoft.com/office/word/2015/wordml/symex" xmlns:wpg="http://schemas.microsoft.com/office/word/2010/wordprocessingGroup" xmlns:wpi="http://schemas.microsoft.com/office/word/2010/wordprocessingInk" xmlns:wne="http://schemas.microsoft.com/office/word/2006/wordml" xmlns:wps="http://schemas.microsoft.com/office/word/2010/wordprocessingShape" mc:Ignorable="w14 w15 w16se w16cid w16 w16cex w16sdtdh w16sdtfl w16du wp14">
   <w:p>
     <w:pPr>
       <w:pStyle w:val="Header"/>
@@ -1636,7 +1610,7 @@
     <w:r>
       <w:tab/>
       <w:tab/>
-      <w:t>2026-06-17</w:t>
+      <w:t>2026-06-18</w:t>
       <w:br/>
       <w:br/>
     </w:r>
@@ -1653,7 +1627,7 @@
 </file>
 
 <file path=word/numbering.xml><?xml version="1.0" encoding="utf-8"?>
-<w:numbering xmlns:wpc="http://schemas.microsoft.com/office/word/2010/wordprocessingCanvas" xmlns:cx="http://schemas.microsoft.com/office/drawing/2014/chartex" xmlns:cx1="http://schemas.microsoft.com/office/drawing/2015/9/8/chartex" xmlns:cx2="http://schemas.microsoft.com/office/drawing/2015/10/21/chartex" xmlns:cx3="http://schemas.microsoft.com/office/drawing/2016/5/9/chartex" xmlns:cx4="http://schemas.microsoft.com/office/drawing/2016/5/10/chartex" xmlns:cx5="http://schemas.microsoft.com/office/drawing/2016/5/11/chartex" xmlns:cx6="http://schemas.microsoft.com/office/drawing/2016/5/12/chartex" xmlns:cx7="http://schemas.microsoft.com/office/drawing/2016/5/13/chartex" xmlns:cx8="http://schemas.microsoft.com/office/drawing/2016/5/14/chartex" xmlns:mc="http://schemas.openxmlformats.org/markup-compatibility/2006" xmlns:aink="http://schemas.microsoft.com/office/drawing/2016/ink" xmlns:am3d="http://schemas.microsoft.com/office/drawing/2017/model3d" xmlns:o="urn:schemas-microsoft-com:office:office" xmlns:oel="http://schemas.microsoft.com/office/2019/extlst" xmlns:r="http://schemas.openxmlformats.org/officeDocument/2006/relationships" xmlns:m="http://schemas.openxmlformats.org/officeDocument/2006/math" xmlns:v="urn:schemas-microsoft-com:vml" xmlns:wp14="http://schemas.microsoft.com/office/word/2010/wordprocessingDrawing" xmlns:wp="http://schemas.openxmlformats.org/drawingml/2006/wordprocessingDrawing" xmlns:w10="urn:schemas-microsoft-com:office:word" xmlns:w="http://schemas.openxmlformats.org/wordprocessingml/2006/main" xmlns:w14="http://schemas.microsoft.com/office/word/2010/wordml" xmlns:w15="http://schemas.microsoft.com/office/word/2012/wordml" xmlns:w16cex="http://schemas.microsoft.com/office/word/2018/wordml/cex" xmlns:w16cid="http://schemas.microsoft.com/office/word/2016/wordml/cid" xmlns:w16="http://schemas.microsoft.com/office/word/2018/wordml" xmlns:w16sdtdh="http://schemas.microsoft.com/office/word/2020/wordml/sdtdatahash" xmlns:w16se="http://schemas.microsoft.com/office/word/2015/wordml/symex" xmlns:wpg="http://schemas.microsoft.com/office/word/2010/wordprocessingGroup" xmlns:wpi="http://schemas.microsoft.com/office/word/2010/wordprocessingInk" xmlns:wne="http://schemas.microsoft.com/office/word/2006/wordml" xmlns:wps="http://schemas.microsoft.com/office/word/2010/wordprocessingShape" mc:Ignorable="w14 w15 w16se w16cid w16 w16cex w16sdtdh wp14">
+<w:numbering xmlns:wpc="http://schemas.microsoft.com/office/word/2010/wordprocessingCanvas" xmlns:cx="http://schemas.microsoft.com/office/drawing/2014/chartex" xmlns:cx1="http://schemas.microsoft.com/office/drawing/2015/9/8/chartex" xmlns:cx2="http://schemas.microsoft.com/office/drawing/2015/10/21/chartex" xmlns:cx3="http://schemas.microsoft.com/office/drawing/2016/5/9/chartex" xmlns:cx4="http://schemas.microsoft.com/office/drawing/2016/5/10/chartex" xmlns:cx5="http://schemas.microsoft.com/office/drawing/2016/5/11/chartex" xmlns:cx6="http://schemas.microsoft.com/office/drawing/2016/5/12/chartex" xmlns:cx7="http://schemas.microsoft.com/office/drawing/2016/5/13/chartex" xmlns:cx8="http://schemas.microsoft.com/office/drawing/2016/5/14/chartex" xmlns:mc="http://schemas.openxmlformats.org/markup-compatibility/2006" xmlns:aink="http://schemas.microsoft.com/office/drawing/2016/ink" xmlns:am3d="http://schemas.microsoft.com/office/drawing/2017/model3d" xmlns:o="urn:schemas-microsoft-com:office:office" xmlns:oel="http://schemas.microsoft.com/office/2019/extlst" xmlns:r="http://schemas.openxmlformats.org/officeDocument/2006/relationships" xmlns:m="http://schemas.openxmlformats.org/officeDocument/2006/math" xmlns:v="urn:schemas-microsoft-com:vml" xmlns:wp14="http://schemas.microsoft.com/office/word/2010/wordprocessingDrawing" xmlns:wp="http://schemas.openxmlformats.org/drawingml/2006/wordprocessingDrawing" xmlns:w10="urn:schemas-microsoft-com:office:word" xmlns:w="http://schemas.openxmlformats.org/wordprocessingml/2006/main" xmlns:w14="http://schemas.microsoft.com/office/word/2010/wordml" xmlns:w15="http://schemas.microsoft.com/office/word/2012/wordml" xmlns:w16cex="http://schemas.microsoft.com/office/word/2018/wordml/cex" xmlns:w16cid="http://schemas.microsoft.com/office/word/2016/wordml/cid" xmlns:w16="http://schemas.microsoft.com/office/word/2018/wordml" xmlns:w16du="http://schemas.microsoft.com/office/word/2023/wordml/word16du" xmlns:w16sdtdh="http://schemas.microsoft.com/office/word/2020/wordml/sdtdatahash" xmlns:w16sdtfl="http://schemas.microsoft.com/office/word/2024/wordml/sdtformatlock" xmlns:w16se="http://schemas.microsoft.com/office/word/2015/wordml/symex" xmlns:wpg="http://schemas.microsoft.com/office/word/2010/wordprocessingGroup" xmlns:wpi="http://schemas.microsoft.com/office/word/2010/wordprocessingInk" xmlns:wne="http://schemas.microsoft.com/office/word/2006/wordml" xmlns:wps="http://schemas.microsoft.com/office/word/2010/wordprocessingShape" mc:Ignorable="w14 w15 w16se w16cid w16 w16cex w16sdtdh w16sdtfl w16du wp14">
   <w:abstractNum w:abstractNumId="0" w15:restartNumberingAfterBreak="0">
     <w:nsid w:val="FFFFFF7C"/>
     <w:multiLevelType w:val="singleLevel"/>
@@ -1856,7 +1830,7 @@
 </file>
 
 <file path=word/styles.xml><?xml version="1.0" encoding="utf-8"?>
-<w:styles xmlns:mc="http://schemas.openxmlformats.org/markup-compatibility/2006" xmlns:r="http://schemas.openxmlformats.org/officeDocument/2006/relationships" xmlns:w="http://schemas.openxmlformats.org/wordprocessingml/2006/main" xmlns:w14="http://schemas.microsoft.com/office/word/2010/wordml" xmlns:w15="http://schemas.microsoft.com/office/word/2012/wordml" xmlns:w16cex="http://schemas.microsoft.com/office/word/2018/wordml/cex" xmlns:w16cid="http://schemas.microsoft.com/office/word/2016/wordml/cid" xmlns:w16="http://schemas.microsoft.com/office/word/2018/wordml" xmlns:w16sdtdh="http://schemas.microsoft.com/office/word/2020/wordml/sdtdatahash" xmlns:w16se="http://schemas.microsoft.com/office/word/2015/wordml/symex" mc:Ignorable="w14 w15 w16se w16cid w16 w16cex w16sdtdh">
+<w:styles xmlns:mc="http://schemas.openxmlformats.org/markup-compatibility/2006" xmlns:r="http://schemas.openxmlformats.org/officeDocument/2006/relationships" xmlns:w="http://schemas.openxmlformats.org/wordprocessingml/2006/main" xmlns:w14="http://schemas.microsoft.com/office/word/2010/wordml" xmlns:w15="http://schemas.microsoft.com/office/word/2012/wordml" xmlns:w16cex="http://schemas.microsoft.com/office/word/2018/wordml/cex" xmlns:w16cid="http://schemas.microsoft.com/office/word/2016/wordml/cid" xmlns:w16="http://schemas.microsoft.com/office/word/2018/wordml" xmlns:w16du="http://schemas.microsoft.com/office/word/2023/wordml/word16du" xmlns:w16sdtdh="http://schemas.microsoft.com/office/word/2020/wordml/sdtdatahash" xmlns:w16sdtfl="http://schemas.microsoft.com/office/word/2024/wordml/sdtformatlock" xmlns:w16se="http://schemas.microsoft.com/office/word/2015/wordml/symex" mc:Ignorable="w14 w15 w16se w16cid w16 w16cex w16sdtdh w16sdtfl w16du">
   <w:docDefaults>
     <w:rPrDefault>
       <w:rPr>
@@ -2614,7 +2588,7 @@
     <w:link w:val="TitleChar"/>
     <w:uiPriority w:val="10"/>
     <w:qFormat/>
-    <w:rsid w:val="007106C8"/>
+    <w:rsid w:val="00E854FA"/>
     <w:pPr>
       <w:spacing w:after="300" w:line="240" w:lineRule="auto"/>
       <w:contextualSpacing/>
@@ -2624,7 +2598,7 @@
       <w:rFonts w:eastAsiaTheme="majorEastAsia" w:cstheme="majorBidi"/>
       <w:spacing w:val="5"/>
       <w:kern w:val="28"/>
-      <w:sz w:val="52"/>
+      <w:sz w:val="40"/>
       <w:szCs w:val="52"/>
       <w:lang w:val="sv-SE" w:eastAsia="en-US" w:bidi="ar-SA"/>
     </w:rPr>
@@ -2634,12 +2608,12 @@
     <w:basedOn w:val="DefaultParagraphFont"/>
     <w:link w:val="Title"/>
     <w:uiPriority w:val="10"/>
-    <w:rsid w:val="007106C8"/>
+    <w:rsid w:val="00E854FA"/>
     <w:rPr>
       <w:rFonts w:ascii="Times New Roman" w:eastAsiaTheme="majorEastAsia" w:hAnsi="Times New Roman" w:cstheme="majorBidi"/>
       <w:spacing w:val="5"/>
       <w:kern w:val="28"/>
-      <w:sz w:val="52"/>
+      <w:sz w:val="40"/>
       <w:szCs w:val="52"/>
       <w:lang w:val="sv-SE" w:eastAsia="en-US" w:bidi="ar-SA"/>
     </w:rPr>

--- a/klagomål/A 50055-2025 FSC-klagomål.docx
+++ b/klagomål/A 50055-2025 FSC-klagomål.docx
@@ -1610,7 +1610,7 @@
     <w:r>
       <w:tab/>
       <w:tab/>
-      <w:t>2026-06-18</w:t>
+      <w:t>2026-06-19</w:t>
       <w:br/>
       <w:br/>
     </w:r>

--- a/klagomål/A 50055-2025 FSC-klagomål.docx
+++ b/klagomål/A 50055-2025 FSC-klagomål.docx
@@ -1610,7 +1610,7 @@
     <w:r>
       <w:tab/>
       <w:tab/>
-      <w:t>2026-06-19</w:t>
+      <w:t>2026-06-20</w:t>
       <w:br/>
       <w:br/>
     </w:r>

--- a/klagomål/A 50055-2025 FSC-klagomål.docx
+++ b/klagomål/A 50055-2025 FSC-klagomål.docx
@@ -168,38 +168,7 @@
     </w:p>
     <w:p>
       <w:r>
-        <w:t>Detta dokument behandlar höga naturvärden i avverkningsanmälan A 50055-2025 i Ragunda kommun som inkom 2025-10-13 och omfattar 17,6 ha.</w:t>
-      </w:r>
-    </w:p>
-    <w:p>
-      <w:r>
-        <w:t>Nedan presenteras fynd av naturvårdsarter och fridlysta arter som gjorts i det avverkningsanmälda området, samt relevanta utdrag ur standarderna för FSC, Chain of Custody, Controlled Wood och PEFC. I BILAGA 1 finns artfakta om fridlysta och rödlistade arter.</w:t>
-      </w:r>
-    </w:p>
-    <w:p>
-      <w:r>
-        <w:t>Vi förväntar oss att ni återkommer med ett skriftligt svar på vårt klagomål och även beskriver vilka korrigerande åtgärder ni satt in för att rätta till identifierade brister i er efterlevnad av den svenska FSC standarden.</w:t>
-      </w:r>
-    </w:p>
-    <w:p>
-      <w:pPr>
-        <w:pStyle w:val="Heading1"/>
-      </w:pPr>
-      <w:r>
-        <w:t>Naturvårdsarter</w:t>
-      </w:r>
-    </w:p>
-    <w:p>
-      <w:r>
-        <w:t>I avverkningsanmälan har följande 19 naturvårdsarter hittats: blekskaftad nållav (EN), garnlav (VU, T), smalskaftslav (VU), liten svartspik (NT), lunglav (NT, T), nordlig nållav (NT), rosa skärelav (NT, T), skrovellav (NT, T), sparvuggla (NT, §4), stiftgelélav (NT, T), tretåig hackspett (NT, T, §4), ullticka (NT, T), vitgrynig nållav (NT), korallblylav (S, T), luddlav (S, T), rostfläck (S, T), skinnlav (S, T), stuplav (S, T) och trådticka (S, T). Av dessa är 13 rödlistade. För rödlistade arter har rödlistekategorin angivits inom parentes. Arter som är signalarter enligt Skogsstyrelsen har markerats med (S). Typiska arter inom Natura 2000 som är kopplade till skogsekosystem har markerats med (T). För fridlysta arter anges även paragrafen i Artskyddsförordningen som arten är fridlyst enligt.</w:t>
-      </w:r>
-    </w:p>
-    <w:p>
-      <w:r>
-        <w:t>De påträffade naturvårdsarterna är ett tydligt kvitto på att det rör sig om en skog med höga naturvärden.</w:t>
-      </w:r>
-      <w:r>
-        <w:t xml:space="preserve"> I Figur 1 visas fyndplatser för naturvårdsarter i området, som finns registrerade på Artportalen.</w:t>
+        <w:t>Detta klagomål behandlar höga naturvärden i avverkningsanmälan A 50055-2025 i Ragunda kommun som inkom 2025-10-13 och omfattar 17,6 ha.</w:t>
       </w:r>
     </w:p>
     <w:p>
@@ -247,34 +216,240 @@
         <w:spacing w:after="240"/>
       </w:pPr>
       <w:r>
-        <w:t>Figur 1. Fyndplatser för naturvårdsarter i avverkningsanmälan (röd linje). Markörer utan svart kant är placerade på fyndplatsen. Markörer med svart kant är placerade vid sidan av fyndplatsen och har ett svart streck som visar fyndplatsens exakta position. Kartans mittpunktskoordinat är N 6999176, E 546291 i SWEREF 99 TM.</w:t>
+        <w:t>Figur 1. Fyndplatser för naturvårdsarter i avverkningsanmälan. Markörer utan svart kant är placerade på fyndplatsen. Markörer med svart kant är placerade vid sidan av fyndplatsen har ett svart streck som visar fyndplatsens exakta position. Kartans mittpunktskoordinat är N 6999176, E 546291 i SWEREF 99 TM.</w:t>
+      </w:r>
+    </w:p>
+    <w:p>
+      <w:r>
+        <w:t>I avverkningsanmälan finns fynd av 19 naturvårdsarter, varav 13 är rödlistade, 2 är fridlysta, 13 är typiska (T) och 6 är signalarter (S): blekskaftad nållav (EN), garnlav (VU, T), smalskaftslav (VU), liten svartspik (NT), lunglav (NT, T), nordlig nållav (NT), rosa skärelav (NT, T), skrovellav (NT, T), sparvuggla (NT, §4), stiftgelélav (NT, T), tretåig hackspett (NT, T, §4), ullticka (NT, T), vitgrynig nållav (NT), korallblylav (S, T), luddlav (S, T), rostfläck (S, T), skinnlav (S, T), stuplav (S, T) och trådticka (S, T). Se Figur 1.</w:t>
+      </w:r>
+    </w:p>
+    <w:p>
+      <w:r>
+        <w:t>Nedan presenteras relevanta utdrag ur standarderna för FSC, Chain of Custody, Controlled Wood och PEFC.</w:t>
+      </w:r>
+    </w:p>
+    <w:p>
+      <w:r>
+        <w:t>Vi förväntar oss att ni återkommer med ett skriftligt svar på vårt klagomål och även beskriver vilka korrigerande åtgärder ni satt in för att rätta till identifierade brister i er efterlevnad av den svenska FSC standarden.</w:t>
       </w:r>
     </w:p>
     <w:p>
       <w:pPr>
-        <w:pStyle w:val="Heading2"/>
+        <w:pStyle w:val="Heading1"/>
       </w:pPr>
       <w:r>
-        <w:t>Fridlysta arter</w:t>
+        <w:t>Naturvårdsarter och fridlysta arter</w:t>
       </w:r>
     </w:p>
     <w:p>
       <w:r>
-        <w:t>Följande fridlysta arter har sina livsmiljöer och växtplatser i den avverkningsanmälda skogen: sparvuggla (NT, §4) och tretåig hackspett (NT, T, §4).</w:t>
+        <w:t>Nedan följer beskrivningar av de naturvårdsarter och fridlysta arter som har sina livsmiljöer och växtplatser i den avverkningsanmälda skogen. Se även ytterligare artfakta i BILAGA 1. De påträffade naturvårdsarterna är ett tydligt kvitto på att det rör sig om en skog med höga naturvärden.</w:t>
       </w:r>
     </w:p>
     <w:p>
-      <w:r>
-        <w:t xml:space="preserve">Observera att medlemsländerna är skyldiga att agera i enlighet med EU:s fågeldirektiv där det uttryckligen står att direktivet gäller för fåglar samt för deras ägg, bon och </w:t>
-      </w:r>
       <w:r>
         <w:rPr>
           <w:b/>
         </w:rPr>
-        <w:t xml:space="preserve">livsmiljöer </w:t>
-      </w:r>
-      <w:r>
-        <w:t>(artikel 1). Vidare att de åtgärder som vidtas inte får leda till en försämring av den nuvarande situationen beträffande bevarandet av de fågelarter som avses i artikel 1 (artikel 13). Fågeldirektivet är styrande för tillsynsansvariga myndigheters ärendehantering, ställningstaganden och beslutsfattande.</w:t>
+        <w:t>Blekskaftad nållav (EN)</w:t>
+      </w:r>
+      <w:r>
+        <w:t xml:space="preserve"> är en starkt hotad art som i Mellansverige förekommer på gamla ädellövträd (ofta på tidigare hamlade träd), främst på gamla ekar, almar och lönnar i ganska öppna områden av parklandskapstyp. I Jämtland växer den på asp, alm, sälg och björk på i gamla lövbrännor, fuktig och luckig granskog med gamla lövträd och i sydbranter. Växer alltid på mycket gamla och grova träd. Samtliga lokaler har en hög luftfuktighet, lång trädkontinuitet och innehåller ofta flera andra rödlistade lavar. Samtliga lokaler måste skyddas. På lokalerna är det viktigt att träd tillåts bli så gamla att de kan utgöra substrat för blekskaftad nållav och att lövträdsandelen är hög. Blekskaftad nållav känns igen på de kortskaftade knappnålsliknande apothecierna med en vit pruina, att skaftet är ljust i nedre delen och att excipulum är flikat i översta delen (SLU Artdatabanken, 2025).</w:t>
+      </w:r>
+    </w:p>
+    <w:p>
+      <w:r>
+        <w:rPr>
+          <w:b/>
+        </w:rPr>
+        <w:t>Garnlav (VU)</w:t>
+      </w:r>
+      <w:r>
+        <w:t xml:space="preserve"> är en utpräglad barrskogsart som ibland kan drapera träden i norrländska grannaturskogar med hög luftfuktighet. Den förekommer även i talldominerade bestånd där den, förutom i trädens grenverk, påträffas hängande över ojämnheter i tallbarken. Arten har minskat starkt i södra och mellersta Sverige och den minskar även i sitt nordliga utbredningsområde. Minskningstakten uppgår till 30 (20–50) % inom 50 år och överstiger gränsvärdet för Sårbar (VU). Orsaken till tillbakagången beror främst på slutavverkningar av naturskogsartade skogar. Bestånd med riklig förekomst bör regelmässigt sparas, vilket även gynnar flera andra sällsynta och rödlistade arter. Garnlav är värdväxt för den mycket sällsynta och akut hotade fjärilen barrskogslavfly (CR) som hör hemma i boreala barrskogar med riklig förekomst av värdväxten. Tidigare kunde arten konstateras årligen på flera platser vid Dala-Floda i Dalarna innan lokalerna kalavverkades. Senaste fyndet i landet av barrskogslavfly är från år 2000 då den påträffades vid Högberget i Sollefteå kommun. Garnlav är typisk art för </w:t>
+      </w:r>
+      <w:r>
+        <w:rPr>
+          <w:i/>
+        </w:rPr>
+        <w:t xml:space="preserve">9010 Taiga </w:t>
+      </w:r>
+      <w:r>
+        <w:t>och</w:t>
+      </w:r>
+      <w:r>
+        <w:rPr>
+          <w:i/>
+        </w:rPr>
+        <w:t xml:space="preserve"> 9070 Trädklädd betesmark</w:t>
+      </w:r>
+      <w:r>
+        <w:t xml:space="preserve"> (SLU Artdatabanken, 2026).</w:t>
+      </w:r>
+    </w:p>
+    <w:p>
+      <w:r>
+        <w:rPr>
+          <w:b/>
+        </w:rPr>
+        <w:t>Smalskaftslav (VU)</w:t>
+      </w:r>
+      <w:r>
+        <w:t>, rödlistad som sårbar, påträffas i gamla barrskogar eller lövskogar med mycket hög och jämn luftfuktighet. Arten är placerad i toppen av Skogsstyrelsens värdepyramid för bedömning av skog med höga naturvärden och alla skogsbruksåtgärder som kan påverka hydrologi och fuktighetsförhållandena på eller i omedelbar närhet av växtplatserna, t.ex. utglesning eller slutavverkning, är ett hot. Samtliga förekomster bör skyddas tillsammans med väl tilltagna skyddszoner (Nitare &amp; Skogsstyrelsen, 2019; SLU Artdatabanken, 2024).</w:t>
+      </w:r>
+    </w:p>
+    <w:p>
+      <w:r>
+        <w:rPr>
+          <w:b/>
+        </w:rPr>
+        <w:t>Liten svartspik (NT)</w:t>
+      </w:r>
+      <w:r>
+        <w:t xml:space="preserve"> växer på granbark i boreala barrskogar med lång trädkontinuitet och hög luftfuktighet. Orsaken till tillbakagången beror på främst på slutavverkningar av naturskogsartade granskogar. Bestånd med riklig förekomst av liten svartspik bör regelmässigt sparas. Naturhänsyn i samband med slutavverkning måste ske så att man undviker uttorkningseffekter (SLU Artdatabanken, 2024).</w:t>
+      </w:r>
+    </w:p>
+    <w:p>
+      <w:r>
+        <w:rPr>
+          <w:b/>
+        </w:rPr>
+        <w:t>Lunglav (NT)</w:t>
+      </w:r>
+      <w:r>
+        <w:t xml:space="preserve"> är en av vårt lands främsta signalarter som överallt indikerar gamla lövträd, skogsbestånd med höga naturvärden och ekosystem med långskoglig kontinuitet. Lokalt kan förekomsten vara mycket riklig men den hittas nästan enbart i gamla och ej slutavverkade skogar. Artens samtliga förekomster bör uppmärksammas från naturvårdssynpunkt, då många lokaler även hyser andra ovanliga och rödlistade arter. Rikliga förekomster bör skyddas med biotopskydd, frivilliga avsättningar eller reservat. På lunglav kan de sällsynta lavparasiterna lunglavshårprick (CR), </w:t>
+      </w:r>
+      <w:r>
+        <w:rPr>
+          <w:i/>
+        </w:rPr>
+        <w:t>Abrothallus diederichii</w:t>
+      </w:r>
+      <w:r>
+        <w:t xml:space="preserve"> (VU), </w:t>
+      </w:r>
+      <w:r>
+        <w:rPr>
+          <w:i/>
+        </w:rPr>
+        <w:t>Abrothallus lobariae</w:t>
+      </w:r>
+      <w:r>
+        <w:t xml:space="preserve"> (VU), </w:t>
+      </w:r>
+      <w:r>
+        <w:rPr>
+          <w:i/>
+        </w:rPr>
+        <w:t>Calycina lobariae</w:t>
+      </w:r>
+      <w:r>
+        <w:t xml:space="preserve"> (VU), lunglavsknapp (VU) och skrovelmössing (VU) påträffas. Lunglav är typisk art för </w:t>
+      </w:r>
+      <w:r>
+        <w:rPr>
+          <w:i/>
+        </w:rPr>
+        <w:t>9010 Taiga, 9020 Nordlig ädellövskog, 9110 Näringsfattig bokskog, 9130 Näringsrik bokskog, 9160 Näringsrik ekskog, 9180 Ädellövskog i branter, 9190 Näringsfattig ekskog, 9070 Trädklädd betesmark, 9040 Fjällbjörkskog</w:t>
+      </w:r>
+      <w:r>
+        <w:t xml:space="preserve"> och</w:t>
+      </w:r>
+      <w:r>
+        <w:rPr>
+          <w:i/>
+        </w:rPr>
+        <w:t xml:space="preserve"> 6530 Lövängar</w:t>
+      </w:r>
+      <w:r>
+        <w:t xml:space="preserve"> (SLU Artdatabanken, 2026; Nitare &amp; Skogsstyrelsen, 2019).</w:t>
+      </w:r>
+    </w:p>
+    <w:p>
+      <w:r>
+        <w:rPr>
+          <w:b/>
+        </w:rPr>
+        <w:t>Nordlig nållav (NT)</w:t>
+      </w:r>
+      <w:r>
+        <w:t xml:space="preserve"> signalerar alltid miljöer med höga naturvärden. På lokalerna förekommer nästan alltid andra rödlistade eller ovanliga arter knutna till gamla skogar. Alla skogsskötselåtgärder på eller i omedelbar närhet av lokalerna utgör ett hot. Några av lavens rikaste förekomster bör skyddas (SLU Artdatabanken, 2024; Nitare &amp; Skogsstyrelsen, 2019).</w:t>
+      </w:r>
+    </w:p>
+    <w:p>
+      <w:r>
+        <w:rPr>
+          <w:b/>
+        </w:rPr>
+        <w:t>Rosa skärelav (NT)</w:t>
+      </w:r>
+      <w:r>
+        <w:t xml:space="preserve"> är en sällsynt skorplav som är spridd från Skåne till Lule Lappmark. I södra Sverige förekommer den i trädbärande marker med lång trädkontinuitet, framför allt på ek och i norra Sverige förekommer den i kontinuitetsskog med hög luftfuktighet, främst på sälg. Särskilt rika lokaler med rosa skärelav måste skyddas. Alla skogar med arten bör undantas från slutavverkning. Rosa skärelav är typisk art för </w:t>
+      </w:r>
+      <w:r>
+        <w:rPr>
+          <w:i/>
+        </w:rPr>
+        <w:t xml:space="preserve">9160 Näringsrik ekskog </w:t>
+      </w:r>
+      <w:r>
+        <w:t>och</w:t>
+      </w:r>
+      <w:r>
+        <w:rPr>
+          <w:i/>
+        </w:rPr>
+        <w:t xml:space="preserve"> 9190 Näringsfattig ekskog</w:t>
+      </w:r>
+      <w:r>
+        <w:t xml:space="preserve"> (SLU Artdatabanken, 2024; Nitare &amp; Skogsstyrelsen, 2019).</w:t>
+      </w:r>
+    </w:p>
+    <w:p>
+      <w:r>
+        <w:rPr>
+          <w:b/>
+        </w:rPr>
+        <w:t>Skrovellav (NT)</w:t>
+      </w:r>
+      <w:r>
+        <w:t xml:space="preserve"> växer på gamla lövträd och på klippor i gamla skogar med hög och jämn luftfuktighet. Slutavverkning av kontinuitetsskog utgör det största hotet och lavens fortsatta förekomst bör säkerställas genom att lokaler med äldre skog skyddas. I områden med mycket hög luftfuktighet kan man på bålen av skrovellav finna de sällsynta parasitsvamparna skrovellavsknapp (EN), </w:t>
+      </w:r>
+      <w:r>
+        <w:rPr>
+          <w:i/>
+        </w:rPr>
+        <w:t>Catillaria lobariicola</w:t>
+      </w:r>
+      <w:r>
+        <w:t xml:space="preserve"> (VU) och </w:t>
+      </w:r>
+      <w:r>
+        <w:rPr>
+          <w:i/>
+        </w:rPr>
+        <w:t>Merismatium lobariae</w:t>
+      </w:r>
+      <w:r>
+        <w:t xml:space="preserve"> (DD). Skrovellav är typisk art för </w:t>
+      </w:r>
+      <w:r>
+        <w:rPr>
+          <w:i/>
+        </w:rPr>
+        <w:t xml:space="preserve">9010 Taiga, 9020 Nordlig ädellövskog, 9040 Fjällbjörkskog, 9070 Trädklädd betesmark, 9160 Näringsrik ekskog, 9180 Ädellövskog i branter, 9190 Näringsfattig ekskog, 8210 Kalkbranter </w:t>
+      </w:r>
+      <w:r>
+        <w:t xml:space="preserve">och </w:t>
+      </w:r>
+      <w:r>
+        <w:rPr>
+          <w:i/>
+        </w:rPr>
+        <w:t>6530 Lövängar</w:t>
+      </w:r>
+      <w:r>
+        <w:t xml:space="preserve"> (SLU Artdatabanken, 2026; Nitare &amp; Skogsstyrelsen, 2019).</w:t>
       </w:r>
     </w:p>
     <w:p>
@@ -293,6 +468,26 @@
         <w:rPr>
           <w:b/>
         </w:rPr>
+        <w:t>Stiftgelélav (NT)</w:t>
+      </w:r>
+      <w:r>
+        <w:t xml:space="preserve"> växer på gamla aspar och sälgar i blandskogar med hög luftfuktighet. Slutavverkning och vedhuggning är de största hoten och lokaler bör undantas från rationell skogsskötsel. På lång sikt måste inslaget av asp öka i svensk skog. Stiftgelélav är typisk art för </w:t>
+      </w:r>
+      <w:r>
+        <w:rPr>
+          <w:i/>
+        </w:rPr>
+        <w:t>9010 Taiga</w:t>
+      </w:r>
+      <w:r>
+        <w:t xml:space="preserve"> (SLU Artdatabanken, 2024).</w:t>
+      </w:r>
+    </w:p>
+    <w:p>
+      <w:r>
+        <w:rPr>
+          <w:b/>
+        </w:rPr>
         <w:t>Tretåig hackspett (NT, §4)</w:t>
       </w:r>
       <w:r>
@@ -319,26 +514,58 @@
     </w:p>
     <w:p>
       <w:r>
-        <w:t>I BILAGA 1 finns mer detaljerad information om ekologi samt krav på livsmiljö hos fridlysta arter.</w:t>
-      </w:r>
-    </w:p>
-    <w:p>
-      <w:pPr>
-        <w:pStyle w:val="Heading2"/>
-      </w:pPr>
-      <w:r>
-        <w:t>Övriga naturvårdsarter</w:t>
-      </w:r>
-    </w:p>
-    <w:p>
-      <w:r>
         <w:rPr>
           <w:b/>
         </w:rPr>
-        <w:t>Blekskaftad nållav (EN)</w:t>
-      </w:r>
-      <w:r>
-        <w:t xml:space="preserve"> är en starkt hotad art som i Mellansverige förekommer på gamla ädellövträd (ofta på tidigare hamlade träd), främst på gamla ekar, almar och lönnar i ganska öppna områden av parklandskapstyp. I Jämtland växer den på asp, alm, sälg och björk på i gamla lövbrännor, fuktig och luckig granskog med gamla lövträd och i sydbranter. Växer alltid på mycket gamla och grova träd. Samtliga lokaler har en hög luftfuktighet, lång trädkontinuitet och innehåller ofta flera andra rödlistade lavar. Samtliga lokaler måste skyddas. På lokalerna är det viktigt att träd tillåts bli så gamla att de kan utgöra substrat för blekskaftad nållav och att lövträdsandelen är hög. Blekskaftad nållav känns igen på de kortskaftade knappnålsliknande apothecierna med en vit pruina, att skaftet är ljust i nedre delen och att excipulum är flikat i översta delen (SLU Artdatabanken, 2025).</w:t>
+        <w:t>Ullticka (NT)</w:t>
+      </w:r>
+      <w:r>
+        <w:t xml:space="preserve"> är knuten till restbestånd av barrnaturskog och förekommer med ett tydligt optimum i orörda eller måttligt påverkade gamla granskogar där det föreligger viss kontinuitet av grov död ved. Ullticka är en bra signalart inom hela sitt utbredningsområde och i södra Sverige är den sällsynt och en god signalart för skyddsvärda granskogsmiljöer. Den hotas av avverkning och fragmentering av naturskog och äldre granskog med lång trädkontinuitet. På ullticka kan ibland ulltickeporing (VU) påträffas - det är en sällsynt ticka som nyligen delats upp i de tre olika arterna ulltickeporing </w:t>
+      </w:r>
+      <w:r>
+        <w:rPr>
+          <w:i/>
+        </w:rPr>
+        <w:t xml:space="preserve">Skeletocutis brevispora </w:t>
+      </w:r>
+      <w:r>
+        <w:t>(VU)</w:t>
+      </w:r>
+      <w:r>
+        <w:rPr>
+          <w:i/>
+        </w:rPr>
+        <w:t>, Skeletocutis delicata</w:t>
+      </w:r>
+      <w:r>
+        <w:t xml:space="preserve"> (VU)</w:t>
+      </w:r>
+      <w:r>
+        <w:rPr>
+          <w:i/>
+        </w:rPr>
+        <w:t xml:space="preserve"> och Skeletocutis exilis</w:t>
+      </w:r>
+      <w:r>
+        <w:t xml:space="preserve"> (NT). Ullticka är typisk art för </w:t>
+      </w:r>
+      <w:r>
+        <w:rPr>
+          <w:i/>
+        </w:rPr>
+        <w:t xml:space="preserve">9010 Taiga, 9050 Näringsrik granskog </w:t>
+      </w:r>
+      <w:r>
+        <w:t xml:space="preserve">och </w:t>
+      </w:r>
+      <w:r>
+        <w:rPr>
+          <w:i/>
+        </w:rPr>
+        <w:t>9030 Landhöjningsskog</w:t>
+      </w:r>
+      <w:r>
+        <w:t xml:space="preserve"> (SLU Artdatabanken, 2026; Nitare &amp; Skogsstyrelsen, 2019; Miettinen &amp; Niemelä, 2018).</w:t>
       </w:r>
     </w:p>
     <w:p>
@@ -346,10 +573,193 @@
         <w:rPr>
           <w:b/>
         </w:rPr>
-        <w:t>Garnlav (VU)</w:t>
-      </w:r>
-      <w:r>
-        <w:t xml:space="preserve"> är en utpräglad barrskogsart som ibland kan drapera träden i norrländska grannaturskogar med hög luftfuktighet. Den förekommer även i talldominerade bestånd där den, förutom i trädens grenverk, påträffas hängande över ojämnheter i tallbarken. Arten har minskat starkt i södra och mellersta Sverige och den minskar även i sitt nordliga utbredningsområde. Minskningstakten uppgår till 30 (20–50) % inom 50 år och överstiger gränsvärdet för Sårbar (VU). Orsaken till tillbakagången beror främst på slutavverkningar av naturskogsartade skogar. Bestånd med riklig förekomst bör regelmässigt sparas, vilket även gynnar flera andra sällsynta och rödlistade arter. Garnlav är värdväxt för den mycket sällsynta och akut hotade fjärilen barrskogslavfly (CR) som hör hemma i boreala barrskogar med riklig förekomst av värdväxten. Tidigare kunde arten konstateras årligen på flera platser vid Dala-Floda i Dalarna innan lokalerna kalavverkades. Senaste fyndet i landet av barrskogslavfly är från år 2000 då den påträffades vid Högberget i Sollefteå kommun. Garnlav är typisk art för </w:t>
+        <w:t>Vitgrynig nållav (NT)</w:t>
+      </w:r>
+      <w:r>
+        <w:t xml:space="preserve"> växer nästan uteslutande på bark av gamla, senvuxna granar i skuggiga lägen med hög och jämn luftfuktighet. Den vanligaste naturtypen för arten är kontinuitetsskogar på frisk mark men den finns också i sumpgranskogar. På lång sikt utgör avverkningar av olikåldriga granskogar av naturskogskaraktär ett allvarligt hot mot arten och skogsbruksåtgärder på eller i närheten av växtplatserna bör undvikas. Naturskogsartade, fuktiga granskogar med förekomster av arten signalerar höga biologiska värden och bör bevaras (SLU Artdatabanken, 2024; Nitare &amp; Skogsstyrelsen, 2019).</w:t>
+      </w:r>
+    </w:p>
+    <w:p>
+      <w:r>
+        <w:rPr>
+          <w:b/>
+        </w:rPr>
+        <w:t>Korallblylav</w:t>
+      </w:r>
+      <w:r>
+        <w:t xml:space="preserve"> växer på bark av asp, ask, rönn, sälg, bok och lönn och signalerar överallt skogsbestånd med höga naturvärden och den följs nästan alltid av andra ovanliga och rödlistade arter. Den indikerar hög och jämn luftfuktighet och växer främst i områden med lång skoglig kontinuitet där det funnits ett ständigt inslag av gamla lövträd. Korallblylav är typisk art för </w:t>
+      </w:r>
+      <w:r>
+        <w:rPr>
+          <w:i/>
+        </w:rPr>
+        <w:t xml:space="preserve">9020 Nordlig ädellövskog, 9070 Trädklädd betesmark, 9160 Näringsrik ekskog, 9180 Ädellövskog i branter </w:t>
+      </w:r>
+      <w:r>
+        <w:t>och</w:t>
+      </w:r>
+      <w:r>
+        <w:rPr>
+          <w:i/>
+        </w:rPr>
+        <w:t xml:space="preserve"> 9190 Näringsfattig ekskog</w:t>
+      </w:r>
+      <w:r>
+        <w:t xml:space="preserve"> (SLU Artdatabanken, 2024; Nitare &amp; Skogsstyrelsen, 2019).</w:t>
+      </w:r>
+    </w:p>
+    <w:p>
+      <w:r>
+        <w:rPr>
+          <w:b/>
+        </w:rPr>
+        <w:t>Luddlav</w:t>
+      </w:r>
+      <w:r>
+        <w:t xml:space="preserve"> signalerar lång skoglig kontinuitet med ett stabilt lokal- och mikroklimat med hög och jämn fuktighet. Luddlav är typisk art för </w:t>
+      </w:r>
+      <w:r>
+        <w:rPr>
+          <w:i/>
+        </w:rPr>
+        <w:t>9010 Taiga,</w:t>
+      </w:r>
+      <w:r>
+        <w:t xml:space="preserve"> </w:t>
+      </w:r>
+      <w:r>
+        <w:rPr>
+          <w:i/>
+        </w:rPr>
+        <w:t xml:space="preserve">9020 Nordlig ädellövskog, 9070 Trädklädd betesmark, 9110 Näringsfattig bokskog, 9180 Ädellövskog i branter </w:t>
+      </w:r>
+      <w:r>
+        <w:t>och</w:t>
+      </w:r>
+      <w:r>
+        <w:rPr>
+          <w:i/>
+        </w:rPr>
+        <w:t xml:space="preserve"> 9190 Näringsfattig ekskog </w:t>
+      </w:r>
+      <w:r>
+        <w:t>(Nitare &amp; Skogsstyrelsen, 2019; SLU Artdatabanken, 2025).</w:t>
+      </w:r>
+    </w:p>
+    <w:p>
+      <w:r>
+        <w:rPr>
+          <w:b/>
+        </w:rPr>
+        <w:t xml:space="preserve">Rostfläck </w:t>
+      </w:r>
+      <w:r>
+        <w:t xml:space="preserve">signalerar framför allt höga naturvärden i östra Sverige samt norr om den naturliga norrlandsgränsen. Arten indikerar här skogsmiljöer som under lång tid haft ett konstant fuktigt mikroklimat. Rika förekomster i Norrland visar sannolikt på bestånd med långvarig kontinuitet av gamla träd. När laven påträffas i alkärr signalerar den höga naturvärden inom hela sitt utbredningsområde. Rostfläck är typisk art för </w:t>
+      </w:r>
+      <w:r>
+        <w:rPr>
+          <w:i/>
+        </w:rPr>
+        <w:t xml:space="preserve">9190 Näringsfattig ekskog </w:t>
+      </w:r>
+      <w:r>
+        <w:t>(Nitare &amp; Skogsstyrelsen, 2019; SLU Artdatabanken, 2025).</w:t>
+      </w:r>
+    </w:p>
+    <w:p>
+      <w:r>
+        <w:rPr>
+          <w:b/>
+        </w:rPr>
+        <w:t xml:space="preserve">Skinnlav </w:t>
+      </w:r>
+      <w:r>
+        <w:t xml:space="preserve">förekommer på diverse lövträd, främst på gammal asp och sälg. Den påträffas främst i områden med lång kontinuitet av grova lövträd och signalerar skogsmark med höga naturvärden. På lokalerna förekommer som regel ett flertal andra ovanliga eller rödlistade lavar. I likhet med gelélavarna, etablerar sig skinnlaven i skogsmark på grova aspar i sena lövsuccessioner. Skinnlav är typisk art för </w:t>
+      </w:r>
+      <w:r>
+        <w:rPr>
+          <w:i/>
+        </w:rPr>
+        <w:t xml:space="preserve">9010 Taiga, 9020 Nordlig ädellövskog </w:t>
+      </w:r>
+      <w:r>
+        <w:t xml:space="preserve">och </w:t>
+      </w:r>
+      <w:r>
+        <w:rPr>
+          <w:i/>
+        </w:rPr>
+        <w:t xml:space="preserve">9070 Trädklädd betesmark </w:t>
+      </w:r>
+      <w:r>
+        <w:t>(Nitare &amp; Skogsstyrelsen, 2019; SLU Artdatabanken, 2025).</w:t>
+      </w:r>
+    </w:p>
+    <w:p>
+      <w:r>
+        <w:rPr>
+          <w:b/>
+        </w:rPr>
+        <w:t>Stuplav</w:t>
+      </w:r>
+      <w:r>
+        <w:t xml:space="preserve"> är en mycket bra signalart i hela sitt utbredningsområde och förekommer nästan enbart i skogsmiljöer med höga naturvärden. Den indikerar långvarig förekomst av gamla lövträd och miljöer med konstant hög luftfuktighet. I skogar med suboceaniskt klimat finns det en mycket sällsynt parasit, njurlavsknapp </w:t>
+      </w:r>
+      <w:r>
+        <w:rPr>
+          <w:i/>
+        </w:rPr>
+        <w:t>Pletocarpon nephromeum</w:t>
+      </w:r>
+      <w:r>
+        <w:t xml:space="preserve"> (EN), som växer på stuplav. Ytterligare tre sällsynta lavparasiter, </w:t>
+      </w:r>
+      <w:r>
+        <w:rPr>
+          <w:i/>
+        </w:rPr>
+        <w:t>Protounguicularia nephromatis</w:t>
+      </w:r>
+      <w:r>
+        <w:t xml:space="preserve"> (VU), </w:t>
+      </w:r>
+      <w:r>
+        <w:rPr>
+          <w:i/>
+        </w:rPr>
+        <w:t>Refractohilum galligenum</w:t>
+      </w:r>
+      <w:r>
+        <w:t xml:space="preserve"> (NT) och </w:t>
+      </w:r>
+      <w:r>
+        <w:rPr>
+          <w:i/>
+        </w:rPr>
+        <w:t>Roselliniella nephromatis</w:t>
+      </w:r>
+      <w:r>
+        <w:t xml:space="preserve"> (DD), kan också påträffas på stuplav. Stuplav är typisk art för </w:t>
+      </w:r>
+      <w:r>
+        <w:rPr>
+          <w:i/>
+        </w:rPr>
+        <w:t>9010 Taiga</w:t>
+      </w:r>
+      <w:r>
+        <w:t xml:space="preserve"> (SLU Artdatabanken, 2026; Nitare &amp; Skogsstyrelsen, 2019).</w:t>
+      </w:r>
+    </w:p>
+    <w:p>
+      <w:r>
+        <w:rPr>
+          <w:b/>
+        </w:rPr>
+        <w:t xml:space="preserve">Trådticka </w:t>
+      </w:r>
+      <w:r>
+        <w:t xml:space="preserve">är knuten till grova granar i rikare ofta fuktiga miljöer. Den återfinns på både levande och döda träd samt stubbar och nyligen fallna träd. Karaktärsart för äldre fuktiga granskogsbiotoper, och i stor mängd är den en bra signalart för miljöer med andra rödlistade arter. Trådticka är typisk art för </w:t>
       </w:r>
       <w:r>
         <w:rPr>
@@ -358,392 +768,6 @@
         <w:t xml:space="preserve">9010 Taiga </w:t>
       </w:r>
       <w:r>
-        <w:t>och</w:t>
-      </w:r>
-      <w:r>
-        <w:rPr>
-          <w:i/>
-        </w:rPr>
-        <w:t xml:space="preserve"> 9070 Trädklädd betesmark</w:t>
-      </w:r>
-      <w:r>
-        <w:t xml:space="preserve"> (SLU Artdatabanken, 2026).</w:t>
-      </w:r>
-    </w:p>
-    <w:p>
-      <w:r>
-        <w:rPr>
-          <w:b/>
-        </w:rPr>
-        <w:t>Korallblylav</w:t>
-      </w:r>
-      <w:r>
-        <w:t xml:space="preserve"> växer på bark av asp, ask, rönn, sälg, bok och lönn och signalerar överallt skogsbestånd med höga naturvärden och den följs nästan alltid av andra ovanliga och rödlistade arter. Den indikerar hög och jämn luftfuktighet och växer främst i områden med lång skoglig kontinuitet där det funnits ett ständigt inslag av gamla lövträd. Korallblylav är typisk art för </w:t>
-      </w:r>
-      <w:r>
-        <w:rPr>
-          <w:i/>
-        </w:rPr>
-        <w:t xml:space="preserve">9020 Nordlig ädellövskog, 9070 Trädklädd betesmark, 9160 Näringsrik ekskog, 9180 Ädellövskog i branter </w:t>
-      </w:r>
-      <w:r>
-        <w:t>och</w:t>
-      </w:r>
-      <w:r>
-        <w:rPr>
-          <w:i/>
-        </w:rPr>
-        <w:t xml:space="preserve"> 9190 Näringsfattig ekskog</w:t>
-      </w:r>
-      <w:r>
-        <w:t xml:space="preserve"> (SLU Artdatabanken, 2024; Nitare &amp; Skogsstyrelsen, 2019).</w:t>
-      </w:r>
-    </w:p>
-    <w:p>
-      <w:r>
-        <w:rPr>
-          <w:b/>
-        </w:rPr>
-        <w:t>Liten svartspik (NT)</w:t>
-      </w:r>
-      <w:r>
-        <w:t xml:space="preserve"> växer på granbark i boreala barrskogar med lång trädkontinuitet och hög luftfuktighet. Orsaken till tillbakagången beror på främst på slutavverkningar av naturskogsartade granskogar. Bestånd med riklig förekomst av liten svartspik bör regelmässigt sparas. Naturhänsyn i samband med slutavverkning måste ske så att man undviker uttorkningseffekter (SLU Artdatabanken, 2024).</w:t>
-      </w:r>
-    </w:p>
-    <w:p>
-      <w:r>
-        <w:rPr>
-          <w:b/>
-        </w:rPr>
-        <w:t>Luddlav</w:t>
-      </w:r>
-      <w:r>
-        <w:t xml:space="preserve"> signalerar lång skoglig kontinuitet med ett stabilt lokal- och mikroklimat med hög och jämn fuktighet. Luddlav är typisk art för </w:t>
-      </w:r>
-      <w:r>
-        <w:rPr>
-          <w:i/>
-        </w:rPr>
-        <w:t>9010 Taiga,</w:t>
-      </w:r>
-      <w:r>
-        <w:t xml:space="preserve"> </w:t>
-      </w:r>
-      <w:r>
-        <w:rPr>
-          <w:i/>
-        </w:rPr>
-        <w:t xml:space="preserve">9020 Nordlig ädellövskog, 9070 Trädklädd betesmark, 9110 Näringsfattig bokskog, 9180 Ädellövskog i branter </w:t>
-      </w:r>
-      <w:r>
-        <w:t>och</w:t>
-      </w:r>
-      <w:r>
-        <w:rPr>
-          <w:i/>
-        </w:rPr>
-        <w:t xml:space="preserve"> 9190 Näringsfattig ekskog </w:t>
-      </w:r>
-      <w:r>
-        <w:t>(Nitare &amp; Skogsstyrelsen, 2019; SLU Artdatabanken, 2025).</w:t>
-      </w:r>
-    </w:p>
-    <w:p>
-      <w:r>
-        <w:rPr>
-          <w:b/>
-        </w:rPr>
-        <w:t>Lunglav (NT)</w:t>
-      </w:r>
-      <w:r>
-        <w:t xml:space="preserve"> är en av vårt lands främsta signalarter som överallt indikerar gamla lövträd, skogsbestånd med höga naturvärden och ekosystem med långskoglig kontinuitet. Lokalt kan förekomsten vara mycket riklig men den hittas nästan enbart i gamla och ej slutavverkade skogar. Artens samtliga förekomster bör uppmärksammas från naturvårdssynpunkt, då många lokaler även hyser andra ovanliga och rödlistade arter. Rikliga förekomster bör skyddas med biotopskydd, frivilliga avsättningar eller reservat. På lunglav kan de sällsynta lavparasiterna lunglavshårprick (CR), </w:t>
-      </w:r>
-      <w:r>
-        <w:rPr>
-          <w:i/>
-        </w:rPr>
-        <w:t>Abrothallus diederichii</w:t>
-      </w:r>
-      <w:r>
-        <w:t xml:space="preserve"> (VU), </w:t>
-      </w:r>
-      <w:r>
-        <w:rPr>
-          <w:i/>
-        </w:rPr>
-        <w:t>Abrothallus lobariae</w:t>
-      </w:r>
-      <w:r>
-        <w:t xml:space="preserve"> (VU), </w:t>
-      </w:r>
-      <w:r>
-        <w:rPr>
-          <w:i/>
-        </w:rPr>
-        <w:t>Calycina lobariae</w:t>
-      </w:r>
-      <w:r>
-        <w:t xml:space="preserve"> (VU), lunglavsknapp (VU) och skrovelmössing (VU) påträffas. Lunglav är typisk art för </w:t>
-      </w:r>
-      <w:r>
-        <w:rPr>
-          <w:i/>
-        </w:rPr>
-        <w:t>9010 Taiga, 9020 Nordlig ädellövskog, 9110 Näringsfattig bokskog, 9130 Näringsrik bokskog, 9160 Näringsrik ekskog, 9180 Ädellövskog i branter, 9190 Näringsfattig ekskog, 9070 Trädklädd betesmark, 9040 Fjällbjörkskog</w:t>
-      </w:r>
-      <w:r>
-        <w:t xml:space="preserve"> och</w:t>
-      </w:r>
-      <w:r>
-        <w:rPr>
-          <w:i/>
-        </w:rPr>
-        <w:t xml:space="preserve"> 6530 Lövängar</w:t>
-      </w:r>
-      <w:r>
-        <w:t xml:space="preserve"> (SLU Artdatabanken, 2026; Nitare &amp; Skogsstyrelsen, 2019).</w:t>
-      </w:r>
-    </w:p>
-    <w:p>
-      <w:r>
-        <w:rPr>
-          <w:b/>
-        </w:rPr>
-        <w:t>Nordlig nållav (NT)</w:t>
-      </w:r>
-      <w:r>
-        <w:t xml:space="preserve"> signalerar alltid miljöer med höga naturvärden. På lokalerna förekommer nästan alltid andra rödlistade eller ovanliga arter knutna till gamla skogar. Alla skogsskötselåtgärder på eller i omedelbar närhet av lokalerna utgör ett hot. Några av lavens rikaste förekomster bör skyddas (SLU Artdatabanken, 2024; Nitare &amp; Skogsstyrelsen, 2019).</w:t>
-      </w:r>
-    </w:p>
-    <w:p>
-      <w:r>
-        <w:rPr>
-          <w:b/>
-        </w:rPr>
-        <w:t>Rosa skärelav (NT)</w:t>
-      </w:r>
-      <w:r>
-        <w:t xml:space="preserve"> är en sällsynt skorplav som är spridd från Skåne till Lule Lappmark. I södra Sverige förekommer den i trädbärande marker med lång trädkontinuitet, framför allt på ek och i norra Sverige förekommer den i kontinuitetsskog med hög luftfuktighet, främst på sälg. Särskilt rika lokaler med rosa skärelav måste skyddas. Alla skogar med arten bör undantas från slutavverkning. Rosa skärelav är typisk art för </w:t>
-      </w:r>
-      <w:r>
-        <w:rPr>
-          <w:i/>
-        </w:rPr>
-        <w:t xml:space="preserve">9160 Näringsrik ekskog </w:t>
-      </w:r>
-      <w:r>
-        <w:t>och</w:t>
-      </w:r>
-      <w:r>
-        <w:rPr>
-          <w:i/>
-        </w:rPr>
-        <w:t xml:space="preserve"> 9190 Näringsfattig ekskog</w:t>
-      </w:r>
-      <w:r>
-        <w:t xml:space="preserve"> (SLU Artdatabanken, 2024; Nitare &amp; Skogsstyrelsen, 2019).</w:t>
-      </w:r>
-    </w:p>
-    <w:p>
-      <w:r>
-        <w:rPr>
-          <w:b/>
-        </w:rPr>
-        <w:t xml:space="preserve">Rostfläck </w:t>
-      </w:r>
-      <w:r>
-        <w:t xml:space="preserve">signalerar framför allt höga naturvärden i östra Sverige samt norr om den naturliga norrlandsgränsen. Arten indikerar här skogsmiljöer som under lång tid haft ett konstant fuktigt mikroklimat. Rika förekomster i Norrland visar sannolikt på bestånd med långvarig kontinuitet av gamla träd. När laven påträffas i alkärr signalerar den höga naturvärden inom hela sitt utbredningsområde. Rostfläck är typisk art för </w:t>
-      </w:r>
-      <w:r>
-        <w:rPr>
-          <w:i/>
-        </w:rPr>
-        <w:t xml:space="preserve">9190 Näringsfattig ekskog </w:t>
-      </w:r>
-      <w:r>
-        <w:t>(Nitare &amp; Skogsstyrelsen, 2019; SLU Artdatabanken, 2025).</w:t>
-      </w:r>
-    </w:p>
-    <w:p>
-      <w:r>
-        <w:rPr>
-          <w:b/>
-        </w:rPr>
-        <w:t xml:space="preserve">Skinnlav </w:t>
-      </w:r>
-      <w:r>
-        <w:t xml:space="preserve">förekommer på diverse lövträd, främst på gammal asp och sälg. Den påträffas främst i områden med lång kontinuitet av grova lövträd och signalerar skogsmark med höga naturvärden. På lokalerna förekommer som regel ett flertal andra ovanliga eller rödlistade lavar. I likhet med gelélavarna, etablerar sig skinnlaven i skogsmark på grova aspar i sena lövsuccessioner. Skinnlav är typisk art för </w:t>
-      </w:r>
-      <w:r>
-        <w:rPr>
-          <w:i/>
-        </w:rPr>
-        <w:t xml:space="preserve">9010 Taiga, 9020 Nordlig ädellövskog </w:t>
-      </w:r>
-      <w:r>
-        <w:t xml:space="preserve">och </w:t>
-      </w:r>
-      <w:r>
-        <w:rPr>
-          <w:i/>
-        </w:rPr>
-        <w:t xml:space="preserve">9070 Trädklädd betesmark </w:t>
-      </w:r>
-      <w:r>
-        <w:t>(Nitare &amp; Skogsstyrelsen, 2019; SLU Artdatabanken, 2025).</w:t>
-      </w:r>
-    </w:p>
-    <w:p>
-      <w:r>
-        <w:rPr>
-          <w:b/>
-        </w:rPr>
-        <w:t>Skrovellav (NT)</w:t>
-      </w:r>
-      <w:r>
-        <w:t xml:space="preserve"> växer på gamla lövträd och på klippor i gamla skogar med hög och jämn luftfuktighet. Slutavverkning av kontinuitetsskog utgör det största hotet och lavens fortsatta förekomst bör säkerställas genom att lokaler med äldre skog skyddas. I områden med mycket hög luftfuktighet kan man på bålen av skrovellav finna de sällsynta parasitsvamparna skrovellavsknapp (EN), </w:t>
-      </w:r>
-      <w:r>
-        <w:rPr>
-          <w:i/>
-        </w:rPr>
-        <w:t>Catillaria lobariicola</w:t>
-      </w:r>
-      <w:r>
-        <w:t xml:space="preserve"> (VU) och </w:t>
-      </w:r>
-      <w:r>
-        <w:rPr>
-          <w:i/>
-        </w:rPr>
-        <w:t>Merismatium lobariae</w:t>
-      </w:r>
-      <w:r>
-        <w:t xml:space="preserve"> (DD). Skrovellav är typisk art för </w:t>
-      </w:r>
-      <w:r>
-        <w:rPr>
-          <w:i/>
-        </w:rPr>
-        <w:t xml:space="preserve">9010 Taiga, 9020 Nordlig ädellövskog, 9040 Fjällbjörkskog, 9070 Trädklädd betesmark, 9160 Näringsrik ekskog, 9180 Ädellövskog i branter, 9190 Näringsfattig ekskog, 8210 Kalkbranter </w:t>
-      </w:r>
-      <w:r>
-        <w:t xml:space="preserve">och </w:t>
-      </w:r>
-      <w:r>
-        <w:rPr>
-          <w:i/>
-        </w:rPr>
-        <w:t>6530 Lövängar</w:t>
-      </w:r>
-      <w:r>
-        <w:t xml:space="preserve"> (SLU Artdatabanken, 2026; Nitare &amp; Skogsstyrelsen, 2019).</w:t>
-      </w:r>
-    </w:p>
-    <w:p>
-      <w:r>
-        <w:rPr>
-          <w:b/>
-        </w:rPr>
-        <w:t>Smalskaftslav (VU)</w:t>
-      </w:r>
-      <w:r>
-        <w:t>, rödlistad som sårbar, påträffas i gamla barrskogar eller lövskogar med mycket hög och jämn luftfuktighet. Arten är placerad i toppen av Skogsstyrelsens värdepyramid för bedömning av skog med höga naturvärden och alla skogsbruksåtgärder som kan påverka hydrologi och fuktighetsförhållandena på eller i omedelbar närhet av växtplatserna, t.ex. utglesning eller slutavverkning, är ett hot. Samtliga förekomster bör skyddas tillsammans med väl tilltagna skyddszoner (Nitare &amp; Skogsstyrelsen, 2019; SLU Artdatabanken, 2024).</w:t>
-      </w:r>
-    </w:p>
-    <w:p>
-      <w:r>
-        <w:rPr>
-          <w:b/>
-        </w:rPr>
-        <w:t>Stiftgelélav (NT)</w:t>
-      </w:r>
-      <w:r>
-        <w:t xml:space="preserve"> växer på gamla aspar och sälgar i blandskogar med hög luftfuktighet. Slutavverkning och vedhuggning är de största hoten och lokaler bör undantas från rationell skogsskötsel. På lång sikt måste inslaget av asp öka i svensk skog. Stiftgelélav är typisk art för </w:t>
-      </w:r>
-      <w:r>
-        <w:rPr>
-          <w:i/>
-        </w:rPr>
-        <w:t>9010 Taiga</w:t>
-      </w:r>
-      <w:r>
-        <w:t xml:space="preserve"> (SLU Artdatabanken, 2024).</w:t>
-      </w:r>
-    </w:p>
-    <w:p>
-      <w:r>
-        <w:rPr>
-          <w:b/>
-        </w:rPr>
-        <w:t>Stuplav</w:t>
-      </w:r>
-      <w:r>
-        <w:t xml:space="preserve"> är en mycket bra signalart i hela sitt utbredningsområde och förekommer nästan enbart i skogsmiljöer med höga naturvärden. Den indikerar långvarig förekomst av gamla lövträd och miljöer med konstant hög luftfuktighet. I skogar med suboceaniskt klimat finns det en mycket sällsynt parasit, njurlavsknapp </w:t>
-      </w:r>
-      <w:r>
-        <w:rPr>
-          <w:i/>
-        </w:rPr>
-        <w:t>Pletocarpon nephromeum</w:t>
-      </w:r>
-      <w:r>
-        <w:t xml:space="preserve"> (EN), som växer på stuplav. Ytterligare tre sällsynta lavparasiter, </w:t>
-      </w:r>
-      <w:r>
-        <w:rPr>
-          <w:i/>
-        </w:rPr>
-        <w:t>Protounguicularia nephromatis</w:t>
-      </w:r>
-      <w:r>
-        <w:t xml:space="preserve"> (VU), </w:t>
-      </w:r>
-      <w:r>
-        <w:rPr>
-          <w:i/>
-        </w:rPr>
-        <w:t>Refractohilum galligenum</w:t>
-      </w:r>
-      <w:r>
-        <w:t xml:space="preserve"> (NT) och </w:t>
-      </w:r>
-      <w:r>
-        <w:rPr>
-          <w:i/>
-        </w:rPr>
-        <w:t>Roselliniella nephromatis</w:t>
-      </w:r>
-      <w:r>
-        <w:t xml:space="preserve"> (DD), kan också påträffas på stuplav. Stuplav är typisk art för </w:t>
-      </w:r>
-      <w:r>
-        <w:rPr>
-          <w:i/>
-        </w:rPr>
-        <w:t>9010 Taiga</w:t>
-      </w:r>
-      <w:r>
-        <w:t xml:space="preserve"> (SLU Artdatabanken, 2026; Nitare &amp; Skogsstyrelsen, 2019).</w:t>
-      </w:r>
-    </w:p>
-    <w:p>
-      <w:r>
-        <w:rPr>
-          <w:b/>
-        </w:rPr>
-        <w:t xml:space="preserve">Trådticka </w:t>
-      </w:r>
-      <w:r>
-        <w:t xml:space="preserve">är knuten till grova granar i rikare ofta fuktiga miljöer. Den återfinns på både levande och döda träd samt stubbar och nyligen fallna träd. Karaktärsart för äldre fuktiga granskogsbiotoper, och i stor mängd är den en bra signalart för miljöer med andra rödlistade arter. Trådticka är typisk art för </w:t>
-      </w:r>
-      <w:r>
-        <w:rPr>
-          <w:i/>
-        </w:rPr>
-        <w:t xml:space="preserve">9010 Taiga </w:t>
-      </w:r>
-      <w:r>
         <w:t xml:space="preserve">och </w:t>
       </w:r>
       <w:r>
@@ -754,73 +778,6 @@
       </w:r>
       <w:r>
         <w:t>(SLU Artdatabanken, 2025).</w:t>
-      </w:r>
-    </w:p>
-    <w:p>
-      <w:r>
-        <w:rPr>
-          <w:b/>
-        </w:rPr>
-        <w:t>Ullticka (NT)</w:t>
-      </w:r>
-      <w:r>
-        <w:t xml:space="preserve"> är knuten till restbestånd av barrnaturskog och förekommer med ett tydligt optimum i orörda eller måttligt påverkade gamla granskogar där det föreligger viss kontinuitet av grov död ved. Ullticka är en bra signalart inom hela sitt utbredningsområde och i södra Sverige är den sällsynt och en god signalart för skyddsvärda granskogsmiljöer. Den hotas av avverkning och fragmentering av naturskog och äldre granskog med lång trädkontinuitet. På ullticka kan ibland ulltickeporing (VU) påträffas - det är en sällsynt ticka som nyligen delats upp i de tre olika arterna ulltickeporing </w:t>
-      </w:r>
-      <w:r>
-        <w:rPr>
-          <w:i/>
-        </w:rPr>
-        <w:t xml:space="preserve">Skeletocutis brevispora </w:t>
-      </w:r>
-      <w:r>
-        <w:t>(VU)</w:t>
-      </w:r>
-      <w:r>
-        <w:rPr>
-          <w:i/>
-        </w:rPr>
-        <w:t>, Skeletocutis delicata</w:t>
-      </w:r>
-      <w:r>
-        <w:t xml:space="preserve"> (VU)</w:t>
-      </w:r>
-      <w:r>
-        <w:rPr>
-          <w:i/>
-        </w:rPr>
-        <w:t xml:space="preserve"> och Skeletocutis exilis</w:t>
-      </w:r>
-      <w:r>
-        <w:t xml:space="preserve"> (NT). Ullticka är typisk art för </w:t>
-      </w:r>
-      <w:r>
-        <w:rPr>
-          <w:i/>
-        </w:rPr>
-        <w:t xml:space="preserve">9010 Taiga, 9050 Näringsrik granskog </w:t>
-      </w:r>
-      <w:r>
-        <w:t xml:space="preserve">och </w:t>
-      </w:r>
-      <w:r>
-        <w:rPr>
-          <w:i/>
-        </w:rPr>
-        <w:t>9030 Landhöjningsskog</w:t>
-      </w:r>
-      <w:r>
-        <w:t xml:space="preserve"> (SLU Artdatabanken, 2026; Nitare &amp; Skogsstyrelsen, 2019; Miettinen &amp; Niemelä, 2018).</w:t>
-      </w:r>
-    </w:p>
-    <w:p>
-      <w:r>
-        <w:rPr>
-          <w:b/>
-        </w:rPr>
-        <w:t>Vitgrynig nållav (NT)</w:t>
-      </w:r>
-      <w:r>
-        <w:t xml:space="preserve"> växer nästan uteslutande på bark av gamla, senvuxna granar i skuggiga lägen med hög och jämn luftfuktighet. Den vanligaste naturtypen för arten är kontinuitetsskogar på frisk mark men den finns också i sumpgranskogar. På lång sikt utgör avverkningar av olikåldriga granskogar av naturskogskaraktär ett allvarligt hot mot arten och skogsbruksåtgärder på eller i närheten av växtplatserna bör undvikas. Naturskogsartade, fuktiga granskogar med förekomster av arten signalerar höga biologiska värden och bör bevaras (SLU Artdatabanken, 2024; Nitare &amp; Skogsstyrelsen, 2019).</w:t>
       </w:r>
     </w:p>
     <w:p>
@@ -1610,7 +1567,7 @@
     <w:r>
       <w:tab/>
       <w:tab/>
-      <w:t>2026-06-20</w:t>
+      <w:t>2026-06-21</w:t>
       <w:br/>
       <w:br/>
     </w:r>

--- a/klagomål/A 50055-2025 FSC-klagomål.docx
+++ b/klagomål/A 50055-2025 FSC-klagomål.docx
@@ -1567,7 +1567,7 @@
     <w:r>
       <w:tab/>
       <w:tab/>
-      <w:t>2026-06-21</w:t>
+      <w:t>2026-06-22</w:t>
       <w:br/>
       <w:br/>
     </w:r>

--- a/klagomål/A 50055-2025 FSC-klagomål.docx
+++ b/klagomål/A 50055-2025 FSC-klagomål.docx
@@ -1567,7 +1567,7 @@
     <w:r>
       <w:tab/>
       <w:tab/>
-      <w:t>2026-06-22</w:t>
+      <w:t>2026-06-23</w:t>
       <w:br/>
       <w:br/>
     </w:r>

--- a/klagomål/A 50055-2025 FSC-klagomål.docx
+++ b/klagomål/A 50055-2025 FSC-klagomål.docx
@@ -1567,7 +1567,7 @@
     <w:r>
       <w:tab/>
       <w:tab/>
-      <w:t>2026-06-23</w:t>
+      <w:t>2026-06-24</w:t>
       <w:br/>
       <w:br/>
     </w:r>

--- a/klagomål/A 50055-2025 FSC-klagomål.docx
+++ b/klagomål/A 50055-2025 FSC-klagomål.docx
@@ -1567,7 +1567,7 @@
     <w:r>
       <w:tab/>
       <w:tab/>
-      <w:t>2026-06-24</w:t>
+      <w:t>2026-06-25</w:t>
       <w:br/>
       <w:br/>
     </w:r>

--- a/klagomål/A 50055-2025 FSC-klagomål.docx
+++ b/klagomål/A 50055-2025 FSC-klagomål.docx
@@ -1567,7 +1567,7 @@
     <w:r>
       <w:tab/>
       <w:tab/>
-      <w:t>2026-06-25</w:t>
+      <w:t>2026-06-26</w:t>
       <w:br/>
       <w:br/>
     </w:r>

--- a/klagomål/A 50055-2025 FSC-klagomål.docx
+++ b/klagomål/A 50055-2025 FSC-klagomål.docx
@@ -1567,7 +1567,7 @@
     <w:r>
       <w:tab/>
       <w:tab/>
-      <w:t>2026-06-26</w:t>
+      <w:t>2026-06-27</w:t>
       <w:br/>
       <w:br/>
     </w:r>

--- a/klagomål/A 50055-2025 FSC-klagomål.docx
+++ b/klagomål/A 50055-2025 FSC-klagomål.docx
@@ -1567,7 +1567,7 @@
     <w:r>
       <w:tab/>
       <w:tab/>
-      <w:t>2026-06-27</w:t>
+      <w:t>2026-06-28</w:t>
       <w:br/>
       <w:br/>
     </w:r>

--- a/klagomål/A 50055-2025 FSC-klagomål.docx
+++ b/klagomål/A 50055-2025 FSC-klagomål.docx
@@ -1567,7 +1567,7 @@
     <w:r>
       <w:tab/>
       <w:tab/>
-      <w:t>2026-06-28</w:t>
+      <w:t>2026-06-29</w:t>
       <w:br/>
       <w:br/>
     </w:r>

--- a/klagomål/A 50055-2025 FSC-klagomål.docx
+++ b/klagomål/A 50055-2025 FSC-klagomål.docx
@@ -1567,7 +1567,7 @@
     <w:r>
       <w:tab/>
       <w:tab/>
-      <w:t>2026-06-29</w:t>
+      <w:t>2026-06-30</w:t>
       <w:br/>
       <w:br/>
     </w:r>

--- a/klagomål/A 50055-2025 FSC-klagomål.docx
+++ b/klagomål/A 50055-2025 FSC-klagomål.docx
@@ -1567,7 +1567,7 @@
     <w:r>
       <w:tab/>
       <w:tab/>
-      <w:t>2026-06-30</w:t>
+      <w:t>2026-07-01</w:t>
       <w:br/>
       <w:br/>
     </w:r>

--- a/klagomål/A 50055-2025 FSC-klagomål.docx
+++ b/klagomål/A 50055-2025 FSC-klagomål.docx
@@ -1567,7 +1567,7 @@
     <w:r>
       <w:tab/>
       <w:tab/>
-      <w:t>2026-07-01</w:t>
+      <w:t>2026-07-02</w:t>
       <w:br/>
       <w:br/>
     </w:r>

--- a/klagomål/A 50055-2025 FSC-klagomål.docx
+++ b/klagomål/A 50055-2025 FSC-klagomål.docx
@@ -1567,7 +1567,7 @@
     <w:r>
       <w:tab/>
       <w:tab/>
-      <w:t>2026-07-13</w:t>
+      <w:t>2026-07-14</w:t>
       <w:br/>
       <w:br/>
     </w:r>

--- a/klagomål/A 50055-2025 FSC-klagomål.docx
+++ b/klagomål/A 50055-2025 FSC-klagomål.docx
@@ -1567,7 +1567,7 @@
     <w:r>
       <w:tab/>
       <w:tab/>
-      <w:t>2026-07-14</w:t>
+      <w:t>2026-07-15</w:t>
       <w:br/>
       <w:br/>
     </w:r>

--- a/klagomål/A 50055-2025 FSC-klagomål.docx
+++ b/klagomål/A 50055-2025 FSC-klagomål.docx
@@ -1567,7 +1567,7 @@
     <w:r>
       <w:tab/>
       <w:tab/>
-      <w:t>2026-07-15</w:t>
+      <w:t>2026-07-16</w:t>
       <w:br/>
       <w:br/>
     </w:r>

--- a/klagomål/A 50055-2025 FSC-klagomål.docx
+++ b/klagomål/A 50055-2025 FSC-klagomål.docx
@@ -1567,7 +1567,7 @@
     <w:r>
       <w:tab/>
       <w:tab/>
-      <w:t>2026-07-16</w:t>
+      <w:t>2026-07-17</w:t>
       <w:br/>
       <w:br/>
     </w:r>

--- a/klagomål/A 50055-2025 FSC-klagomål.docx
+++ b/klagomål/A 50055-2025 FSC-klagomål.docx
@@ -1567,7 +1567,7 @@
     <w:r>
       <w:tab/>
       <w:tab/>
-      <w:t>2026-07-17</w:t>
+      <w:t>2026-07-18</w:t>
       <w:br/>
       <w:br/>
     </w:r>

--- a/klagomål/A 50055-2025 FSC-klagomål.docx
+++ b/klagomål/A 50055-2025 FSC-klagomål.docx
@@ -1567,7 +1567,7 @@
     <w:r>
       <w:tab/>
       <w:tab/>
-      <w:t>2026-07-18</w:t>
+      <w:t>2026-07-19</w:t>
       <w:br/>
       <w:br/>
     </w:r>

--- a/klagomål/A 50055-2025 FSC-klagomål.docx
+++ b/klagomål/A 50055-2025 FSC-klagomål.docx
@@ -1567,7 +1567,7 @@
     <w:r>
       <w:tab/>
       <w:tab/>
-      <w:t>2026-07-19</w:t>
+      <w:t>2026-07-20</w:t>
       <w:br/>
       <w:br/>
     </w:r>

--- a/klagomål/A 50055-2025 FSC-klagomål.docx
+++ b/klagomål/A 50055-2025 FSC-klagomål.docx
@@ -1567,7 +1567,7 @@
     <w:r>
       <w:tab/>
       <w:tab/>
-      <w:t>2026-07-20</w:t>
+      <w:t>2026-07-21</w:t>
       <w:br/>
       <w:br/>
     </w:r>

--- a/klagomål/A 50055-2025 FSC-klagomål.docx
+++ b/klagomål/A 50055-2025 FSC-klagomål.docx
@@ -1567,7 +1567,7 @@
     <w:r>
       <w:tab/>
       <w:tab/>
-      <w:t>2026-07-21</w:t>
+      <w:t>2026-07-22</w:t>
       <w:br/>
       <w:br/>
     </w:r>

--- a/klagomål/A 50055-2025 FSC-klagomål.docx
+++ b/klagomål/A 50055-2025 FSC-klagomål.docx
@@ -1567,7 +1567,7 @@
     <w:r>
       <w:tab/>
       <w:tab/>
-      <w:t>2026-07-22</w:t>
+      <w:t>2026-07-23</w:t>
       <w:br/>
       <w:br/>
     </w:r>

--- a/klagomål/A 50055-2025 FSC-klagomål.docx
+++ b/klagomål/A 50055-2025 FSC-klagomål.docx
@@ -1567,7 +1567,7 @@
     <w:r>
       <w:tab/>
       <w:tab/>
-      <w:t>2026-07-23</w:t>
+      <w:t>2026-07-24</w:t>
       <w:br/>
       <w:br/>
     </w:r>

--- a/klagomål/A 50055-2025 FSC-klagomål.docx
+++ b/klagomål/A 50055-2025 FSC-klagomål.docx
@@ -1567,7 +1567,7 @@
     <w:r>
       <w:tab/>
       <w:tab/>
-      <w:t>2026-07-24</w:t>
+      <w:t>2026-07-25</w:t>
       <w:br/>
       <w:br/>
     </w:r>

--- a/klagomål/A 50055-2025 FSC-klagomål.docx
+++ b/klagomål/A 50055-2025 FSC-klagomål.docx
@@ -1567,7 +1567,7 @@
     <w:r>
       <w:tab/>
       <w:tab/>
-      <w:t>2026-07-25</w:t>
+      <w:t>2026-07-26</w:t>
       <w:br/>
       <w:br/>
     </w:r>

--- a/klagomål/A 50055-2025 FSC-klagomål.docx
+++ b/klagomål/A 50055-2025 FSC-klagomål.docx
@@ -1567,7 +1567,7 @@
     <w:r>
       <w:tab/>
       <w:tab/>
-      <w:t>2026-07-26</w:t>
+      <w:t>2026-07-27</w:t>
       <w:br/>
       <w:br/>
     </w:r>

--- a/klagomål/A 50055-2025 FSC-klagomål.docx
+++ b/klagomål/A 50055-2025 FSC-klagomål.docx
@@ -1567,7 +1567,7 @@
     <w:r>
       <w:tab/>
       <w:tab/>
-      <w:t>2026-07-27</w:t>
+      <w:t>2026-07-28</w:t>
       <w:br/>
       <w:br/>
     </w:r>

--- a/klagomål/A 50055-2025 FSC-klagomål.docx
+++ b/klagomål/A 50055-2025 FSC-klagomål.docx
@@ -1567,7 +1567,7 @@
     <w:r>
       <w:tab/>
       <w:tab/>
-      <w:t>2026-07-28</w:t>
+      <w:t>2026-07-29</w:t>
       <w:br/>
       <w:br/>
     </w:r>

--- a/klagomål/A 50055-2025 FSC-klagomål.docx
+++ b/klagomål/A 50055-2025 FSC-klagomål.docx
@@ -1567,7 +1567,7 @@
     <w:r>
       <w:tab/>
       <w:tab/>
-      <w:t>2026-07-29</w:t>
+      <w:t>2026-07-30</w:t>
       <w:br/>
       <w:br/>
     </w:r>

--- a/klagomål/A 50055-2025 FSC-klagomål.docx
+++ b/klagomål/A 50055-2025 FSC-klagomål.docx
@@ -1567,7 +1567,7 @@
     <w:r>
       <w:tab/>
       <w:tab/>
-      <w:t>2026-07-30</w:t>
+      <w:t>2026-07-31</w:t>
       <w:br/>
       <w:br/>
     </w:r>

--- a/klagomål/A 50055-2025 FSC-klagomål.docx
+++ b/klagomål/A 50055-2025 FSC-klagomål.docx
@@ -1567,7 +1567,7 @@
     <w:r>
       <w:tab/>
       <w:tab/>
-      <w:t>2026-07-31</w:t>
+      <w:t>2026-08-01</w:t>
       <w:br/>
       <w:br/>
     </w:r>

--- a/klagomål/A 50055-2025 FSC-klagomål.docx
+++ b/klagomål/A 50055-2025 FSC-klagomål.docx
@@ -1567,7 +1567,7 @@
     <w:r>
       <w:tab/>
       <w:tab/>
-      <w:t>2026-08-01</w:t>
+      <w:t>2026-08-02</w:t>
       <w:br/>
       <w:br/>
     </w:r>

--- a/klagomål/A 50055-2025 FSC-klagomål.docx
+++ b/klagomål/A 50055-2025 FSC-klagomål.docx
@@ -1567,7 +1567,7 @@
     <w:r>
       <w:tab/>
       <w:tab/>
-      <w:t>2026-08-02</w:t>
+      <w:t>2026-08-03</w:t>
       <w:br/>
       <w:br/>
     </w:r>

--- a/klagomål/A 50055-2025 FSC-klagomål.docx
+++ b/klagomål/A 50055-2025 FSC-klagomål.docx
@@ -1567,7 +1567,7 @@
     <w:r>
       <w:tab/>
       <w:tab/>
-      <w:t>2026-08-03</w:t>
+      <w:t>2026-08-05</w:t>
       <w:br/>
       <w:br/>
     </w:r>

--- a/klagomål/A 50055-2025 FSC-klagomål.docx
+++ b/klagomål/A 50055-2025 FSC-klagomål.docx
@@ -1567,7 +1567,7 @@
     <w:r>
       <w:tab/>
       <w:tab/>
-      <w:t>2026-08-05</w:t>
+      <w:t>2026-08-07</w:t>
       <w:br/>
       <w:br/>
     </w:r>

--- a/klagomål/A 50055-2025 FSC-klagomål.docx
+++ b/klagomål/A 50055-2025 FSC-klagomål.docx
@@ -1567,7 +1567,7 @@
     <w:r>
       <w:tab/>
       <w:tab/>
-      <w:t>2026-08-07</w:t>
+      <w:t>2026-08-08</w:t>
       <w:br/>
       <w:br/>
     </w:r>

--- a/klagomål/A 50055-2025 FSC-klagomål.docx
+++ b/klagomål/A 50055-2025 FSC-klagomål.docx
@@ -216,7 +216,7 @@
         <w:spacing w:after="240"/>
       </w:pPr>
       <w:r>
-        <w:t>Figur 1. Fyndplatser för naturvårdsarter i avverkningsanmälan. Markörer utan svart kant är placerade på fyndplatsen. Markörer med svart kant är placerade vid sidan av fyndplatsen har ett svart streck som visar fyndplatsens exakta position. Kartans mittpunktskoordinat är N 6999176, E 546291 i SWEREF 99 TM.</w:t>
+        <w:t>Figur 1. Fyndplatser för naturvårdsarter i avverkningsanmälan. Markörer utan svart kant är placerade på fyndplatsen. Markörer med svart kant är placerade vid sidan av fyndplatsen och har ett svart streck som visar fyndplatsens exakta position. Kartans mittpunktskoordinat är N 6999176, E 546291 i SWEREF 99 TM.</w:t>
       </w:r>
     </w:p>
     <w:p>
@@ -1567,7 +1567,7 @@
     <w:r>
       <w:tab/>
       <w:tab/>
-      <w:t>2026-08-14</w:t>
+      <w:t>2026-08-15</w:t>
       <w:br/>
       <w:br/>
     </w:r>

--- a/klagomål/A 50055-2025 FSC-klagomål.docx
+++ b/klagomål/A 50055-2025 FSC-klagomål.docx
@@ -1567,7 +1567,7 @@
     <w:r>
       <w:tab/>
       <w:tab/>
-      <w:t>2026-08-15</w:t>
+      <w:t>2026-08-16</w:t>
       <w:br/>
       <w:br/>
     </w:r>

--- a/klagomål/A 50055-2025 FSC-klagomål.docx
+++ b/klagomål/A 50055-2025 FSC-klagomål.docx
@@ -1567,7 +1567,7 @@
     <w:r>
       <w:tab/>
       <w:tab/>
-      <w:t>2026-08-16</w:t>
+      <w:t>2026-08-17</w:t>
       <w:br/>
       <w:br/>
     </w:r>

--- a/klagomål/A 50055-2025 FSC-klagomål.docx
+++ b/klagomål/A 50055-2025 FSC-klagomål.docx
@@ -1567,7 +1567,7 @@
     <w:r>
       <w:tab/>
       <w:tab/>
-      <w:t>2026-08-17</w:t>
+      <w:t>2026-08-18</w:t>
       <w:br/>
       <w:br/>
     </w:r>

--- a/klagomål/A 50055-2025 FSC-klagomål.docx
+++ b/klagomål/A 50055-2025 FSC-klagomål.docx
@@ -1567,7 +1567,7 @@
     <w:r>
       <w:tab/>
       <w:tab/>
-      <w:t>2026-08-18</w:t>
+      <w:t>2026-08-19</w:t>
       <w:br/>
       <w:br/>
     </w:r>

--- a/klagomål/A 50055-2025 FSC-klagomål.docx
+++ b/klagomål/A 50055-2025 FSC-klagomål.docx
@@ -1567,7 +1567,7 @@
     <w:r>
       <w:tab/>
       <w:tab/>
-      <w:t>2026-08-19</w:t>
+      <w:t>2026-08-20</w:t>
       <w:br/>
       <w:br/>
     </w:r>

--- a/klagomål/A 50055-2025 FSC-klagomål.docx
+++ b/klagomål/A 50055-2025 FSC-klagomål.docx
@@ -1567,7 +1567,7 @@
     <w:r>
       <w:tab/>
       <w:tab/>
-      <w:t>2026-08-20</w:t>
+      <w:t>2026-08-21</w:t>
       <w:br/>
       <w:br/>
     </w:r>

--- a/klagomål/A 50055-2025 FSC-klagomål.docx
+++ b/klagomål/A 50055-2025 FSC-klagomål.docx
@@ -1567,7 +1567,7 @@
     <w:r>
       <w:tab/>
       <w:tab/>
-      <w:t>2026-08-21</w:t>
+      <w:t>2026-08-22</w:t>
       <w:br/>
       <w:br/>
     </w:r>

--- a/klagomål/A 50055-2025 FSC-klagomål.docx
+++ b/klagomål/A 50055-2025 FSC-klagomål.docx
@@ -1567,7 +1567,7 @@
     <w:r>
       <w:tab/>
       <w:tab/>
-      <w:t>2026-08-22</w:t>
+      <w:t>2026-08-23</w:t>
       <w:br/>
       <w:br/>
     </w:r>

--- a/klagomål/A 50055-2025 FSC-klagomål.docx
+++ b/klagomål/A 50055-2025 FSC-klagomål.docx
@@ -1567,7 +1567,7 @@
     <w:r>
       <w:tab/>
       <w:tab/>
-      <w:t>2026-08-23</w:t>
+      <w:t>2026-08-24</w:t>
       <w:br/>
       <w:br/>
     </w:r>

--- a/klagomål/A 50055-2025 FSC-klagomål.docx
+++ b/klagomål/A 50055-2025 FSC-klagomål.docx
@@ -1567,7 +1567,7 @@
     <w:r>
       <w:tab/>
       <w:tab/>
-      <w:t>2026-08-24</w:t>
+      <w:t>2026-08-25</w:t>
       <w:br/>
       <w:br/>
     </w:r>

--- a/klagomål/A 50055-2025 FSC-klagomål.docx
+++ b/klagomål/A 50055-2025 FSC-klagomål.docx
@@ -1567,7 +1567,7 @@
     <w:r>
       <w:tab/>
       <w:tab/>
-      <w:t>2026-08-25</w:t>
+      <w:t>2026-08-26</w:t>
       <w:br/>
       <w:br/>
     </w:r>

--- a/klagomål/A 50055-2025 FSC-klagomål.docx
+++ b/klagomål/A 50055-2025 FSC-klagomål.docx
@@ -1567,7 +1567,7 @@
     <w:r>
       <w:tab/>
       <w:tab/>
-      <w:t>2026-08-26</w:t>
+      <w:t>2026-08-27</w:t>
       <w:br/>
       <w:br/>
     </w:r>

--- a/klagomål/A 50055-2025 FSC-klagomål.docx
+++ b/klagomål/A 50055-2025 FSC-klagomål.docx
@@ -1567,7 +1567,7 @@
     <w:r>
       <w:tab/>
       <w:tab/>
-      <w:t>2026-08-27</w:t>
+      <w:t>2026-08-28</w:t>
       <w:br/>
       <w:br/>
     </w:r>

--- a/klagomål/A 50055-2025 FSC-klagomål.docx
+++ b/klagomål/A 50055-2025 FSC-klagomål.docx
@@ -1567,7 +1567,7 @@
     <w:r>
       <w:tab/>
       <w:tab/>
-      <w:t>2026-08-28</w:t>
+      <w:t>2026-08-29</w:t>
       <w:br/>
       <w:br/>
     </w:r>

--- a/klagomål/A 50055-2025 FSC-klagomål.docx
+++ b/klagomål/A 50055-2025 FSC-klagomål.docx
@@ -1567,7 +1567,7 @@
     <w:r>
       <w:tab/>
       <w:tab/>
-      <w:t>2026-08-29</w:t>
+      <w:t>2026-08-31</w:t>
       <w:br/>
       <w:br/>
     </w:r>

--- a/klagomål/A 50055-2025 FSC-klagomål.docx
+++ b/klagomål/A 50055-2025 FSC-klagomål.docx
@@ -1567,7 +1567,7 @@
     <w:r>
       <w:tab/>
       <w:tab/>
-      <w:t>2026-08-31</w:t>
+      <w:t>2026-09-01</w:t>
       <w:br/>
       <w:br/>
     </w:r>

--- a/klagomål/A 50055-2025 FSC-klagomål.docx
+++ b/klagomål/A 50055-2025 FSC-klagomål.docx
@@ -1567,7 +1567,7 @@
     <w:r>
       <w:tab/>
       <w:tab/>
-      <w:t>2026-09-01</w:t>
+      <w:t>2026-09-02</w:t>
       <w:br/>
       <w:br/>
     </w:r>

--- a/klagomål/A 50055-2025 FSC-klagomål.docx
+++ b/klagomål/A 50055-2025 FSC-klagomål.docx
@@ -1567,7 +1567,7 @@
     <w:r>
       <w:tab/>
       <w:tab/>
-      <w:t>2026-09-02</w:t>
+      <w:t>2026-09-03</w:t>
       <w:br/>
       <w:br/>
     </w:r>

--- a/klagomål/A 50055-2025 FSC-klagomål.docx
+++ b/klagomål/A 50055-2025 FSC-klagomål.docx
@@ -1567,7 +1567,7 @@
     <w:r>
       <w:tab/>
       <w:tab/>
-      <w:t>2026-09-03</w:t>
+      <w:t>2026-09-04</w:t>
       <w:br/>
       <w:br/>
     </w:r>

--- a/klagomål/A 50055-2025 FSC-klagomål.docx
+++ b/klagomål/A 50055-2025 FSC-klagomål.docx
@@ -1567,7 +1567,7 @@
     <w:r>
       <w:tab/>
       <w:tab/>
-      <w:t>2026-09-04</w:t>
+      <w:t>2026-09-05</w:t>
       <w:br/>
       <w:br/>
     </w:r>

--- a/klagomål/A 50055-2025 FSC-klagomål.docx
+++ b/klagomål/A 50055-2025 FSC-klagomål.docx
@@ -1567,7 +1567,7 @@
     <w:r>
       <w:tab/>
       <w:tab/>
-      <w:t>2026-09-05</w:t>
+      <w:t>2026-09-06</w:t>
       <w:br/>
       <w:br/>
     </w:r>

--- a/klagomål/A 50055-2025 FSC-klagomål.docx
+++ b/klagomål/A 50055-2025 FSC-klagomål.docx
@@ -1567,7 +1567,7 @@
     <w:r>
       <w:tab/>
       <w:tab/>
-      <w:t>2026-09-06</w:t>
+      <w:t>2026-09-07</w:t>
       <w:br/>
       <w:br/>
     </w:r>

--- a/klagomål/A 50055-2025 FSC-klagomål.docx
+++ b/klagomål/A 50055-2025 FSC-klagomål.docx
@@ -1567,7 +1567,7 @@
     <w:r>
       <w:tab/>
       <w:tab/>
-      <w:t>2026-09-07</w:t>
+      <w:t>2026-09-08</w:t>
       <w:br/>
       <w:br/>
     </w:r>

--- a/klagomål/A 50055-2025 FSC-klagomål.docx
+++ b/klagomål/A 50055-2025 FSC-klagomål.docx
@@ -1567,7 +1567,7 @@
     <w:r>
       <w:tab/>
       <w:tab/>
-      <w:t>2026-09-08</w:t>
+      <w:t>2026-09-09</w:t>
       <w:br/>
       <w:br/>
     </w:r>

--- a/klagomål/A 50055-2025 FSC-klagomål.docx
+++ b/klagomål/A 50055-2025 FSC-klagomål.docx
@@ -1567,7 +1567,7 @@
     <w:r>
       <w:tab/>
       <w:tab/>
-      <w:t>2026-09-09</w:t>
+      <w:t>2026-09-10</w:t>
       <w:br/>
       <w:br/>
     </w:r>

--- a/klagomål/A 50055-2025 FSC-klagomål.docx
+++ b/klagomål/A 50055-2025 FSC-klagomål.docx
@@ -1567,7 +1567,7 @@
     <w:r>
       <w:tab/>
       <w:tab/>
-      <w:t>2026-09-10</w:t>
+      <w:t>2026-09-11</w:t>
       <w:br/>
       <w:br/>
     </w:r>

--- a/klagomål/A 50055-2025 FSC-klagomål.docx
+++ b/klagomål/A 50055-2025 FSC-klagomål.docx
@@ -1567,7 +1567,7 @@
     <w:r>
       <w:tab/>
       <w:tab/>
-      <w:t>2026-09-11</w:t>
+      <w:t>2026-09-12</w:t>
       <w:br/>
       <w:br/>
     </w:r>
